--- a/chapters/15-outcome-regression-propensity-scores.docx
+++ b/chapters/15-outcome-regression-propensity-scores.docx
@@ -108,7 +108,7 @@
         <w:t xml:space="preserve">: Outcome regression and propensity scores are tools, not magical solutions. Their success depends on correctly specifying models and satisfying causal assumptions (especially conditional exchangeability and positivity).</w:t>
       </w:r>
     </w:p>
-    <w:bookmarkStart w:id="24" w:name="outcome-regression-pp.-207-210"/>
+    <w:bookmarkStart w:id="13" w:name="outcome-regression-pp.-207-210"/>
     <w:p>
       <w:pPr>
         <w:pStyle w:val="Heading2"/>
@@ -142,7 +142,7 @@
         <w:t xml:space="preserve">estimates causal effects by modeling the outcome as a function of treatment and confounders.</w:t>
       </w:r>
     </w:p>
-    <w:bookmarkStart w:id="21" w:name="the-outcome-regression-approach"/>
+    <w:bookmarkStart w:id="10" w:name="the-outcome-regression-approach"/>
     <w:p>
       <w:pPr>
         <w:pStyle w:val="Heading3"/>
@@ -151,7 +151,7 @@
         <w:t xml:space="preserve">1.1 The Outcome Regression Approach</w:t>
       </w:r>
     </w:p>
-    <w:bookmarkStart w:id="20" w:name="def-outcome-regression"/>
+    <w:bookmarkStart w:id="9" w:name="def-outcome-regression"/>
     <w:p>
       <w:pPr>
         <w:pStyle w:val="FirstParagraph"/>
@@ -198,37 +198,39 @@
         <m:r>
           <m:t>E</m:t>
         </m:r>
-        <m:d>
-          <m:dPr>
-            <m:begChr m:val="["/>
-            <m:sepChr m:val=""/>
-            <m:endChr m:val="]"/>
-            <m:grow/>
-          </m:dPr>
-          <m:e>
-            <m:r>
-              <m:t>Y</m:t>
-            </m:r>
-            <m:r>
-              <m:rPr>
-                <m:sty m:val="p"/>
-              </m:rPr>
-              <m:t>∣</m:t>
-            </m:r>
-            <m:r>
-              <m:t>A</m:t>
-            </m:r>
-            <m:r>
-              <m:rPr>
-                <m:sty m:val="p"/>
-              </m:rPr>
-              <m:t>,</m:t>
-            </m:r>
-            <m:r>
-              <m:t>L</m:t>
-            </m:r>
-          </m:e>
-        </m:d>
+        <m:r>
+          <m:rPr>
+            <m:sty m:val="p"/>
+          </m:rPr>
+          <m:t>[</m:t>
+        </m:r>
+        <m:r>
+          <m:t>Y</m:t>
+        </m:r>
+        <m:r>
+          <m:rPr>
+            <m:sty m:val="p"/>
+          </m:rPr>
+          <m:t>∣</m:t>
+        </m:r>
+        <m:r>
+          <m:t>A</m:t>
+        </m:r>
+        <m:r>
+          <m:rPr>
+            <m:sty m:val="p"/>
+          </m:rPr>
+          <m:t>,</m:t>
+        </m:r>
+        <m:r>
+          <m:t>L</m:t>
+        </m:r>
+        <m:r>
+          <m:rPr>
+            <m:sty m:val="p"/>
+          </m:rPr>
+          <m:t>]</m:t>
+        </m:r>
       </m:oMath>
     </w:p>
     <w:p>
@@ -263,9 +265,9 @@
         <w:t xml:space="preserve">For simple cases, the treatment coefficient may approximate the causal effect, but this requires strong assumptions.</w:t>
       </w:r>
     </w:p>
-    <w:bookmarkEnd w:id="20"/>
-    <w:bookmarkEnd w:id="21"/>
-    <w:bookmarkStart w:id="22" w:name="X6971f592ee31278839e97783f2a2b744a3bd93b"/>
+    <w:bookmarkEnd w:id="9"/>
+    <w:bookmarkEnd w:id="10"/>
+    <w:bookmarkStart w:id="11" w:name="X6971f592ee31278839e97783f2a2b744a3bd93b"/>
     <w:p>
       <w:pPr>
         <w:pStyle w:val="Heading3"/>
@@ -295,37 +297,39 @@
         <m:r>
           <m:t>E</m:t>
         </m:r>
-        <m:d>
-          <m:dPr>
-            <m:begChr m:val="["/>
-            <m:sepChr m:val=""/>
-            <m:endChr m:val="]"/>
-            <m:grow/>
-          </m:dPr>
-          <m:e>
-            <m:r>
-              <m:t>Y</m:t>
-            </m:r>
-            <m:r>
-              <m:rPr>
-                <m:sty m:val="p"/>
-              </m:rPr>
-              <m:t>∣</m:t>
-            </m:r>
-            <m:r>
-              <m:t>A</m:t>
-            </m:r>
-            <m:r>
-              <m:rPr>
-                <m:sty m:val="p"/>
-              </m:rPr>
-              <m:t>,</m:t>
-            </m:r>
-            <m:r>
-              <m:t>L</m:t>
-            </m:r>
-          </m:e>
-        </m:d>
+        <m:r>
+          <m:rPr>
+            <m:sty m:val="p"/>
+          </m:rPr>
+          <m:t>[</m:t>
+        </m:r>
+        <m:r>
+          <m:t>Y</m:t>
+        </m:r>
+        <m:r>
+          <m:rPr>
+            <m:sty m:val="p"/>
+          </m:rPr>
+          <m:t>∣</m:t>
+        </m:r>
+        <m:r>
+          <m:t>A</m:t>
+        </m:r>
+        <m:r>
+          <m:rPr>
+            <m:sty m:val="p"/>
+          </m:rPr>
+          <m:t>,</m:t>
+        </m:r>
+        <m:r>
+          <m:t>L</m:t>
+        </m:r>
+        <m:r>
+          <m:rPr>
+            <m:sty m:val="p"/>
+          </m:rPr>
+          <m:t>]</m:t>
+        </m:r>
         <m:r>
           <m:rPr>
             <m:sty m:val="p"/>
@@ -435,37 +439,39 @@
         <m:r>
           <m:t>E</m:t>
         </m:r>
-        <m:d>
-          <m:dPr>
-            <m:begChr m:val="["/>
-            <m:sepChr m:val=""/>
-            <m:endChr m:val="]"/>
-            <m:grow/>
-          </m:dPr>
+        <m:r>
+          <m:rPr>
+            <m:sty m:val="p"/>
+          </m:rPr>
+          <m:t>[</m:t>
+        </m:r>
+        <m:sSup>
           <m:e>
-            <m:sSup>
-              <m:e>
-                <m:r>
-                  <m:t>Y</m:t>
-                </m:r>
-              </m:e>
-              <m:sup>
-                <m:r>
-                  <m:t>a</m:t>
-                </m:r>
-                <m:r>
-                  <m:rPr>
-                    <m:sty m:val="p"/>
-                  </m:rPr>
-                  <m:t>=</m:t>
-                </m:r>
-                <m:r>
-                  <m:t>1</m:t>
-                </m:r>
-              </m:sup>
-            </m:sSup>
+            <m:r>
+              <m:t>Y</m:t>
+            </m:r>
           </m:e>
-        </m:d>
+          <m:sup>
+            <m:r>
+              <m:t>a</m:t>
+            </m:r>
+            <m:r>
+              <m:rPr>
+                <m:sty m:val="p"/>
+              </m:rPr>
+              <m:t>=</m:t>
+            </m:r>
+            <m:r>
+              <m:t>1</m:t>
+            </m:r>
+          </m:sup>
+        </m:sSup>
+        <m:r>
+          <m:rPr>
+            <m:sty m:val="p"/>
+          </m:rPr>
+          <m:t>]</m:t>
+        </m:r>
         <m:r>
           <m:rPr>
             <m:sty m:val="p"/>
@@ -475,37 +481,39 @@
         <m:r>
           <m:t>E</m:t>
         </m:r>
-        <m:d>
-          <m:dPr>
-            <m:begChr m:val="["/>
-            <m:sepChr m:val=""/>
-            <m:endChr m:val="]"/>
-            <m:grow/>
-          </m:dPr>
+        <m:r>
+          <m:rPr>
+            <m:sty m:val="p"/>
+          </m:rPr>
+          <m:t>[</m:t>
+        </m:r>
+        <m:sSup>
           <m:e>
-            <m:sSup>
-              <m:e>
-                <m:r>
-                  <m:t>Y</m:t>
-                </m:r>
-              </m:e>
-              <m:sup>
-                <m:r>
-                  <m:t>a</m:t>
-                </m:r>
-                <m:r>
-                  <m:rPr>
-                    <m:sty m:val="p"/>
-                  </m:rPr>
-                  <m:t>=</m:t>
-                </m:r>
-                <m:r>
-                  <m:t>0</m:t>
-                </m:r>
-              </m:sup>
-            </m:sSup>
+            <m:r>
+              <m:t>Y</m:t>
+            </m:r>
           </m:e>
-        </m:d>
+          <m:sup>
+            <m:r>
+              <m:t>a</m:t>
+            </m:r>
+            <m:r>
+              <m:rPr>
+                <m:sty m:val="p"/>
+              </m:rPr>
+              <m:t>=</m:t>
+            </m:r>
+            <m:r>
+              <m:t>0</m:t>
+            </m:r>
+          </m:sup>
+        </m:sSup>
+        <m:r>
+          <m:rPr>
+            <m:sty m:val="p"/>
+          </m:rPr>
+          <m:t>]</m:t>
+        </m:r>
       </m:oMath>
       <w:r>
         <w:t xml:space="preserve">?</w:t>
@@ -864,8 +872,8 @@
         <w:t xml:space="preserve">interactions in the model.</w:t>
       </w:r>
     </w:p>
-    <w:bookmarkEnd w:id="22"/>
-    <w:bookmarkStart w:id="23" w:name="example-nhefs-study"/>
+    <w:bookmarkEnd w:id="11"/>
+    <w:bookmarkStart w:id="12" w:name="example-nhefs-study"/>
     <w:p>
       <w:pPr>
         <w:pStyle w:val="Heading3"/>
@@ -901,41 +909,43 @@
           <m:r>
             <m:t>E</m:t>
           </m:r>
-          <m:d>
-            <m:dPr>
-              <m:begChr m:val="["/>
-              <m:sepChr m:val=""/>
-              <m:endChr m:val="]"/>
-              <m:grow/>
-            </m:dPr>
-            <m:e>
-              <m:r>
-                <m:rPr>
-                  <m:nor/>
-                  <m:sty m:val="p"/>
-                </m:rPr>
-                <m:t>Weight Change</m:t>
-              </m:r>
-              <m:r>
-                <m:rPr>
-                  <m:sty m:val="p"/>
-                </m:rPr>
-                <m:t>∣</m:t>
-              </m:r>
-              <m:r>
-                <m:t>A</m:t>
-              </m:r>
-              <m:r>
-                <m:rPr>
-                  <m:sty m:val="p"/>
-                </m:rPr>
-                <m:t>,</m:t>
-              </m:r>
-              <m:r>
-                <m:t>L</m:t>
-              </m:r>
-            </m:e>
-          </m:d>
+          <m:r>
+            <m:rPr>
+              <m:sty m:val="p"/>
+            </m:rPr>
+            <m:t>[</m:t>
+          </m:r>
+          <m:r>
+            <m:rPr>
+              <m:nor/>
+              <m:sty m:val="p"/>
+            </m:rPr>
+            <m:t>Weight Change</m:t>
+          </m:r>
+          <m:r>
+            <m:rPr>
+              <m:sty m:val="p"/>
+            </m:rPr>
+            <m:t>∣</m:t>
+          </m:r>
+          <m:r>
+            <m:t>A</m:t>
+          </m:r>
+          <m:r>
+            <m:rPr>
+              <m:sty m:val="p"/>
+            </m:rPr>
+            <m:t>,</m:t>
+          </m:r>
+          <m:r>
+            <m:t>L</m:t>
+          </m:r>
+          <m:r>
+            <m:rPr>
+              <m:sty m:val="p"/>
+            </m:rPr>
+            <m:t>]</m:t>
+          </m:r>
           <m:r>
             <m:rPr>
               <m:sty m:val="p"/>
@@ -1145,37 +1155,39 @@
           <m:r>
             <m:t>E</m:t>
           </m:r>
-          <m:d>
-            <m:dPr>
-              <m:begChr m:val="["/>
-              <m:sepChr m:val=""/>
-              <m:endChr m:val="]"/>
-              <m:grow/>
-            </m:dPr>
-            <m:e>
-              <m:r>
-                <m:t>Y</m:t>
-              </m:r>
-              <m:r>
-                <m:rPr>
-                  <m:sty m:val="p"/>
-                </m:rPr>
-                <m:t>∣</m:t>
-              </m:r>
-              <m:r>
-                <m:t>A</m:t>
-              </m:r>
-              <m:r>
-                <m:rPr>
-                  <m:sty m:val="p"/>
-                </m:rPr>
-                <m:t>,</m:t>
-              </m:r>
-              <m:r>
-                <m:t>L</m:t>
-              </m:r>
-            </m:e>
-          </m:d>
+          <m:r>
+            <m:rPr>
+              <m:sty m:val="p"/>
+            </m:rPr>
+            <m:t>[</m:t>
+          </m:r>
+          <m:r>
+            <m:t>Y</m:t>
+          </m:r>
+          <m:r>
+            <m:rPr>
+              <m:sty m:val="p"/>
+            </m:rPr>
+            <m:t>∣</m:t>
+          </m:r>
+          <m:r>
+            <m:t>A</m:t>
+          </m:r>
+          <m:r>
+            <m:rPr>
+              <m:sty m:val="p"/>
+            </m:rPr>
+            <m:t>,</m:t>
+          </m:r>
+          <m:r>
+            <m:t>L</m:t>
+          </m:r>
+          <m:r>
+            <m:rPr>
+              <m:sty m:val="p"/>
+            </m:rPr>
+            <m:t>]</m:t>
+          </m:r>
           <m:r>
             <m:rPr>
               <m:sty m:val="p"/>
@@ -1270,28 +1282,30 @@
               </m:r>
             </m:sup>
           </m:sSubSup>
-          <m:d>
-            <m:dPr>
-              <m:begChr m:val="("/>
-              <m:sepChr m:val=""/>
-              <m:endChr m:val=")"/>
-              <m:grow/>
-            </m:dPr>
-            <m:e>
-              <m:r>
-                <m:t>A</m:t>
-              </m:r>
-              <m:r>
-                <m:rPr>
-                  <m:sty m:val="p"/>
-                </m:rPr>
-                <m:t>×</m:t>
-              </m:r>
-              <m:r>
-                <m:t>L</m:t>
-              </m:r>
-            </m:e>
-          </m:d>
+          <m:r>
+            <m:rPr>
+              <m:sty m:val="p"/>
+            </m:rPr>
+            <m:t>(</m:t>
+          </m:r>
+          <m:r>
+            <m:t>A</m:t>
+          </m:r>
+          <m:r>
+            <m:rPr>
+              <m:sty m:val="p"/>
+            </m:rPr>
+            <m:t>×</m:t>
+          </m:r>
+          <m:r>
+            <m:t>L</m:t>
+          </m:r>
+          <m:r>
+            <m:rPr>
+              <m:sty m:val="p"/>
+            </m:rPr>
+            <m:t>)</m:t>
+          </m:r>
         </m:oMath>
       </m:oMathPara>
     </w:p>
@@ -1303,9 +1317,9 @@
         <w:t xml:space="preserve">Then use g-formula to compute marginal effect.</w:t>
       </w:r>
     </w:p>
-    <w:bookmarkEnd w:id="23"/>
-    <w:bookmarkEnd w:id="24"/>
-    <w:bookmarkStart w:id="28" w:name="propensity-scores-pp.-210-213"/>
+    <w:bookmarkEnd w:id="12"/>
+    <w:bookmarkEnd w:id="13"/>
+    <w:bookmarkStart w:id="17" w:name="propensity-scores-pp.-210-213"/>
     <w:p>
       <w:pPr>
         <w:pStyle w:val="Heading2"/>
@@ -1345,7 +1359,7 @@
         <w:t xml:space="preserve">is the probability of receiving treatment given confounders. It plays a central role in observational studies.</w:t>
       </w:r>
     </w:p>
-    <w:bookmarkStart w:id="25" w:name="def-propensity-score"/>
+    <w:bookmarkStart w:id="14" w:name="def-propensity-score"/>
     <w:p>
       <w:pPr>
         <w:pStyle w:val="BodyText"/>
@@ -1392,19 +1406,21 @@
           <m:r>
             <m:t>e</m:t>
           </m:r>
-          <m:d>
-            <m:dPr>
-              <m:begChr m:val="("/>
-              <m:sepChr m:val=""/>
-              <m:endChr m:val=")"/>
-              <m:grow/>
-            </m:dPr>
-            <m:e>
-              <m:r>
-                <m:t>L</m:t>
-              </m:r>
-            </m:e>
-          </m:d>
+          <m:r>
+            <m:rPr>
+              <m:sty m:val="p"/>
+            </m:rPr>
+            <m:t>(</m:t>
+          </m:r>
+          <m:r>
+            <m:t>L</m:t>
+          </m:r>
+          <m:r>
+            <m:rPr>
+              <m:sty m:val="p"/>
+            </m:rPr>
+            <m:t>)</m:t>
+          </m:r>
           <m:r>
             <m:rPr>
               <m:sty m:val="p"/>
@@ -1417,37 +1433,39 @@
             </m:rPr>
             <m:t>Pr</m:t>
           </m:r>
-          <m:d>
-            <m:dPr>
-              <m:begChr m:val="["/>
-              <m:sepChr m:val=""/>
-              <m:endChr m:val="]"/>
-              <m:grow/>
-            </m:dPr>
-            <m:e>
-              <m:r>
-                <m:t>A</m:t>
-              </m:r>
-              <m:r>
-                <m:rPr>
-                  <m:sty m:val="p"/>
-                </m:rPr>
-                <m:t>=</m:t>
-              </m:r>
-              <m:r>
-                <m:t>1</m:t>
-              </m:r>
-              <m:r>
-                <m:rPr>
-                  <m:sty m:val="p"/>
-                </m:rPr>
-                <m:t>∣</m:t>
-              </m:r>
-              <m:r>
-                <m:t>L</m:t>
-              </m:r>
-            </m:e>
-          </m:d>
+          <m:r>
+            <m:rPr>
+              <m:sty m:val="p"/>
+            </m:rPr>
+            <m:t>[</m:t>
+          </m:r>
+          <m:r>
+            <m:t>A</m:t>
+          </m:r>
+          <m:r>
+            <m:rPr>
+              <m:sty m:val="p"/>
+            </m:rPr>
+            <m:t>=</m:t>
+          </m:r>
+          <m:r>
+            <m:t>1</m:t>
+          </m:r>
+          <m:r>
+            <m:rPr>
+              <m:sty m:val="p"/>
+            </m:rPr>
+            <m:t>∣</m:t>
+          </m:r>
+          <m:r>
+            <m:t>L</m:t>
+          </m:r>
+          <m:r>
+            <m:rPr>
+              <m:sty m:val="p"/>
+            </m:rPr>
+            <m:t>]</m:t>
+          </m:r>
         </m:oMath>
       </m:oMathPara>
     </w:p>
@@ -1499,96 +1517,100 @@
         <m:r>
           <m:t>e</m:t>
         </m:r>
-        <m:d>
-          <m:dPr>
-            <m:begChr m:val="("/>
-            <m:sepChr m:val=""/>
-            <m:endChr m:val=")"/>
-            <m:grow/>
-          </m:dPr>
+        <m:r>
+          <m:rPr>
+            <m:sty m:val="p"/>
+          </m:rPr>
+          <m:t>(</m:t>
+        </m:r>
+        <m:sSub>
           <m:e>
-            <m:sSub>
-              <m:e>
-                <m:r>
-                  <m:t>L</m:t>
-                </m:r>
-              </m:e>
-              <m:sub>
-                <m:r>
-                  <m:t>i</m:t>
-                </m:r>
-              </m:sub>
-            </m:sSub>
-          </m:e>
-        </m:d>
-        <m:r>
-          <m:rPr>
-            <m:sty m:val="p"/>
-          </m:rPr>
-          <m:t>=</m:t>
-        </m:r>
-        <m:r>
-          <m:rPr>
-            <m:sty m:val="p"/>
-          </m:rPr>
-          <m:t>Pr</m:t>
-        </m:r>
-        <m:d>
-          <m:dPr>
-            <m:begChr m:val="["/>
-            <m:sepChr m:val=""/>
-            <m:endChr m:val="]"/>
-            <m:grow/>
-          </m:dPr>
-          <m:e>
-            <m:r>
-              <m:t>A</m:t>
-            </m:r>
-            <m:r>
-              <m:rPr>
-                <m:sty m:val="p"/>
-              </m:rPr>
-              <m:t>=</m:t>
-            </m:r>
-            <m:r>
-              <m:t>1</m:t>
-            </m:r>
-            <m:r>
-              <m:rPr>
-                <m:sty m:val="p"/>
-              </m:rPr>
-              <m:t>∣</m:t>
-            </m:r>
             <m:r>
               <m:t>L</m:t>
             </m:r>
+          </m:e>
+          <m:sub>
             <m:r>
-              <m:rPr>
-                <m:sty m:val="p"/>
-              </m:rPr>
-              <m:t>=</m:t>
+              <m:t>i</m:t>
             </m:r>
-            <m:sSub>
-              <m:e>
-                <m:r>
-                  <m:t>L</m:t>
-                </m:r>
-              </m:e>
-              <m:sub>
-                <m:r>
-                  <m:t>i</m:t>
-                </m:r>
-              </m:sub>
-            </m:sSub>
+          </m:sub>
+        </m:sSub>
+        <m:r>
+          <m:rPr>
+            <m:sty m:val="p"/>
+          </m:rPr>
+          <m:t>)</m:t>
+        </m:r>
+        <m:r>
+          <m:rPr>
+            <m:sty m:val="p"/>
+          </m:rPr>
+          <m:t>=</m:t>
+        </m:r>
+        <m:r>
+          <m:rPr>
+            <m:sty m:val="p"/>
+          </m:rPr>
+          <m:t>Pr</m:t>
+        </m:r>
+        <m:r>
+          <m:rPr>
+            <m:sty m:val="p"/>
+          </m:rPr>
+          <m:t>[</m:t>
+        </m:r>
+        <m:r>
+          <m:t>A</m:t>
+        </m:r>
+        <m:r>
+          <m:rPr>
+            <m:sty m:val="p"/>
+          </m:rPr>
+          <m:t>=</m:t>
+        </m:r>
+        <m:r>
+          <m:t>1</m:t>
+        </m:r>
+        <m:r>
+          <m:rPr>
+            <m:sty m:val="p"/>
+          </m:rPr>
+          <m:t>∣</m:t>
+        </m:r>
+        <m:r>
+          <m:t>L</m:t>
+        </m:r>
+        <m:r>
+          <m:rPr>
+            <m:sty m:val="p"/>
+          </m:rPr>
+          <m:t>=</m:t>
+        </m:r>
+        <m:sSub>
+          <m:e>
+            <m:r>
+              <m:t>L</m:t>
+            </m:r>
           </m:e>
-        </m:d>
+          <m:sub>
+            <m:r>
+              <m:t>i</m:t>
+            </m:r>
+          </m:sub>
+        </m:sSub>
+        <m:r>
+          <m:rPr>
+            <m:sty m:val="p"/>
+          </m:rPr>
+          <m:t>]</m:t>
+        </m:r>
       </m:oMath>
       <w:r>
         <w:t xml:space="preserve">.</w:t>
       </w:r>
     </w:p>
-    <w:bookmarkEnd w:id="25"/>
-    <w:bookmarkStart w:id="26" w:name="balancing-property"/>
+    <w:bookmarkEnd w:id="14"/>
+    <w:bookmarkStart w:id="15" w:name="balancing-property"/>
     <w:p>
       <w:pPr>
         <w:pStyle w:val="Heading3"/>
@@ -1719,19 +1741,21 @@
           <m:r>
             <m:t>e</m:t>
           </m:r>
-          <m:d>
-            <m:dPr>
-              <m:begChr m:val="("/>
-              <m:sepChr m:val=""/>
-              <m:endChr m:val=")"/>
-              <m:grow/>
-            </m:dPr>
-            <m:e>
-              <m:r>
-                <m:t>L</m:t>
-              </m:r>
-            </m:e>
-          </m:d>
+          <m:r>
+            <m:rPr>
+              <m:sty m:val="p"/>
+            </m:rPr>
+            <m:t>(</m:t>
+          </m:r>
+          <m:r>
+            <m:t>L</m:t>
+          </m:r>
+          <m:r>
+            <m:rPr>
+              <m:sty m:val="p"/>
+            </m:rPr>
+            <m:t>)</m:t>
+          </m:r>
         </m:oMath>
       </m:oMathPara>
     </w:p>
@@ -1861,19 +1885,21 @@
         <m:r>
           <m:t>e</m:t>
         </m:r>
-        <m:d>
-          <m:dPr>
-            <m:begChr m:val="("/>
-            <m:sepChr m:val=""/>
-            <m:endChr m:val=")"/>
-            <m:grow/>
-          </m:dPr>
-          <m:e>
-            <m:r>
-              <m:t>L</m:t>
-            </m:r>
-          </m:e>
-        </m:d>
+        <m:r>
+          <m:rPr>
+            <m:sty m:val="p"/>
+          </m:rPr>
+          <m:t>(</m:t>
+        </m:r>
+        <m:r>
+          <m:t>L</m:t>
+        </m:r>
+        <m:r>
+          <m:rPr>
+            <m:sty m:val="p"/>
+          </m:rPr>
+          <m:t>)</m:t>
+        </m:r>
       </m:oMath>
       <w:r>
         <w:t xml:space="preserve"> </w:t>
@@ -1944,19 +1970,21 @@
         <m:r>
           <m:t>e</m:t>
         </m:r>
-        <m:d>
-          <m:dPr>
-            <m:begChr m:val="("/>
-            <m:sepChr m:val=""/>
-            <m:endChr m:val=")"/>
-            <m:grow/>
-          </m:dPr>
-          <m:e>
-            <m:r>
-              <m:t>L</m:t>
-            </m:r>
-          </m:e>
-        </m:d>
+        <m:r>
+          <m:rPr>
+            <m:sty m:val="p"/>
+          </m:rPr>
+          <m:t>(</m:t>
+        </m:r>
+        <m:r>
+          <m:t>L</m:t>
+        </m:r>
+        <m:r>
+          <m:rPr>
+            <m:sty m:val="p"/>
+          </m:rPr>
+          <m:t>)</m:t>
+        </m:r>
         <m:r>
           <m:rPr>
             <m:sty m:val="p"/>
@@ -1997,19 +2025,21 @@
           </m:rPr>
           <m:t>Pr</m:t>
         </m:r>
-        <m:d>
-          <m:dPr>
-            <m:begChr m:val="["/>
-            <m:sepChr m:val=""/>
-            <m:endChr m:val="]"/>
-            <m:grow/>
-          </m:dPr>
-          <m:e>
-            <m:r>
-              <m:t>L</m:t>
-            </m:r>
-          </m:e>
-        </m:d>
+        <m:r>
+          <m:rPr>
+            <m:sty m:val="p"/>
+          </m:rPr>
+          <m:t>[</m:t>
+        </m:r>
+        <m:r>
+          <m:t>L</m:t>
+        </m:r>
+        <m:r>
+          <m:rPr>
+            <m:sty m:val="p"/>
+          </m:rPr>
+          <m:t>]</m:t>
+        </m:r>
         <m:r>
           <m:rPr>
             <m:sty m:val="p"/>
@@ -2021,8 +2051,8 @@
         </m:r>
       </m:oMath>
     </w:p>
-    <w:bookmarkEnd w:id="26"/>
-    <w:bookmarkStart w:id="27" w:name="estimating-propensity-scores"/>
+    <w:bookmarkEnd w:id="15"/>
+    <w:bookmarkStart w:id="16" w:name="estimating-propensity-scores"/>
     <w:p>
       <w:pPr>
         <w:pStyle w:val="Heading3"/>
@@ -2068,37 +2098,39 @@
             </m:rPr>
             <m:t>Pr</m:t>
           </m:r>
-          <m:d>
-            <m:dPr>
-              <m:begChr m:val="["/>
-              <m:sepChr m:val=""/>
-              <m:endChr m:val="]"/>
-              <m:grow/>
-            </m:dPr>
-            <m:e>
-              <m:r>
-                <m:t>A</m:t>
-              </m:r>
-              <m:r>
-                <m:rPr>
-                  <m:sty m:val="p"/>
-                </m:rPr>
-                <m:t>=</m:t>
-              </m:r>
-              <m:r>
-                <m:t>1</m:t>
-              </m:r>
-              <m:r>
-                <m:rPr>
-                  <m:sty m:val="p"/>
-                </m:rPr>
-                <m:t>∣</m:t>
-              </m:r>
-              <m:r>
-                <m:t>L</m:t>
-              </m:r>
-            </m:e>
-          </m:d>
+          <m:r>
+            <m:rPr>
+              <m:sty m:val="p"/>
+            </m:rPr>
+            <m:t>[</m:t>
+          </m:r>
+          <m:r>
+            <m:t>A</m:t>
+          </m:r>
+          <m:r>
+            <m:rPr>
+              <m:sty m:val="p"/>
+            </m:rPr>
+            <m:t>=</m:t>
+          </m:r>
+          <m:r>
+            <m:t>1</m:t>
+          </m:r>
+          <m:r>
+            <m:rPr>
+              <m:sty m:val="p"/>
+            </m:rPr>
+            <m:t>∣</m:t>
+          </m:r>
+          <m:r>
+            <m:t>L</m:t>
+          </m:r>
+          <m:r>
+            <m:rPr>
+              <m:sty m:val="p"/>
+            </m:rPr>
+            <m:t>]</m:t>
+          </m:r>
           <m:r>
             <m:rPr>
               <m:sty m:val="p"/>
@@ -2229,28 +2261,30 @@
             </m:r>
           </m:e>
         </m:acc>
-        <m:d>
-          <m:dPr>
-            <m:begChr m:val="("/>
-            <m:sepChr m:val=""/>
-            <m:endChr m:val=")"/>
-            <m:grow/>
-          </m:dPr>
+        <m:r>
+          <m:rPr>
+            <m:sty m:val="p"/>
+          </m:rPr>
+          <m:t>(</m:t>
+        </m:r>
+        <m:sSub>
           <m:e>
-            <m:sSub>
-              <m:e>
-                <m:r>
-                  <m:t>L</m:t>
-                </m:r>
-              </m:e>
-              <m:sub>
-                <m:r>
-                  <m:t>i</m:t>
-                </m:r>
-              </m:sub>
-            </m:sSub>
+            <m:r>
+              <m:t>L</m:t>
+            </m:r>
           </m:e>
-        </m:d>
+          <m:sub>
+            <m:r>
+              <m:t>i</m:t>
+            </m:r>
+          </m:sub>
+        </m:sSub>
+        <m:r>
+          <m:rPr>
+            <m:sty m:val="p"/>
+          </m:rPr>
+          <m:t>)</m:t>
+        </m:r>
         <m:r>
           <m:rPr>
             <m:sty m:val="p"/>
@@ -2270,46 +2304,48 @@
             </m:r>
           </m:e>
         </m:acc>
-        <m:d>
-          <m:dPr>
-            <m:begChr m:val="["/>
-            <m:sepChr m:val=""/>
-            <m:endChr m:val="]"/>
-            <m:grow/>
-          </m:dPr>
+        <m:r>
+          <m:rPr>
+            <m:sty m:val="p"/>
+          </m:rPr>
+          <m:t>[</m:t>
+        </m:r>
+        <m:r>
+          <m:t>A</m:t>
+        </m:r>
+        <m:r>
+          <m:rPr>
+            <m:sty m:val="p"/>
+          </m:rPr>
+          <m:t>=</m:t>
+        </m:r>
+        <m:r>
+          <m:t>1</m:t>
+        </m:r>
+        <m:r>
+          <m:rPr>
+            <m:sty m:val="p"/>
+          </m:rPr>
+          <m:t>∣</m:t>
+        </m:r>
+        <m:sSub>
           <m:e>
             <m:r>
-              <m:t>A</m:t>
+              <m:t>L</m:t>
             </m:r>
+          </m:e>
+          <m:sub>
             <m:r>
-              <m:rPr>
-                <m:sty m:val="p"/>
-              </m:rPr>
-              <m:t>=</m:t>
+              <m:t>i</m:t>
             </m:r>
-            <m:r>
-              <m:t>1</m:t>
-            </m:r>
-            <m:r>
-              <m:rPr>
-                <m:sty m:val="p"/>
-              </m:rPr>
-              <m:t>∣</m:t>
-            </m:r>
-            <m:sSub>
-              <m:e>
-                <m:r>
-                  <m:t>L</m:t>
-                </m:r>
-              </m:e>
-              <m:sub>
-                <m:r>
-                  <m:t>i</m:t>
-                </m:r>
-              </m:sub>
-            </m:sSub>
-          </m:e>
-        </m:d>
+          </m:sub>
+        </m:sSub>
+        <m:r>
+          <m:rPr>
+            <m:sty m:val="p"/>
+          </m:rPr>
+          <m:t>]</m:t>
+        </m:r>
       </m:oMath>
       <w:r>
         <w:t xml:space="preserve"> </w:t>
@@ -2343,28 +2379,30 @@
             </m:r>
           </m:e>
         </m:acc>
-        <m:d>
-          <m:dPr>
-            <m:begChr m:val="("/>
-            <m:sepChr m:val=""/>
-            <m:endChr m:val=")"/>
-            <m:grow/>
-          </m:dPr>
+        <m:r>
+          <m:rPr>
+            <m:sty m:val="p"/>
+          </m:rPr>
+          <m:t>(</m:t>
+        </m:r>
+        <m:sSub>
           <m:e>
-            <m:sSub>
-              <m:e>
-                <m:r>
-                  <m:t>L</m:t>
-                </m:r>
-              </m:e>
-              <m:sub>
-                <m:r>
-                  <m:t>i</m:t>
-                </m:r>
-              </m:sub>
-            </m:sSub>
+            <m:r>
+              <m:t>L</m:t>
+            </m:r>
           </m:e>
-        </m:d>
+          <m:sub>
+            <m:r>
+              <m:t>i</m:t>
+            </m:r>
+          </m:sub>
+        </m:sSub>
+        <m:r>
+          <m:rPr>
+            <m:sty m:val="p"/>
+          </m:rPr>
+          <m:t>)</m:t>
+        </m:r>
       </m:oMath>
       <w:r>
         <w:t xml:space="preserve"> </w:t>
@@ -2424,9 +2462,9 @@
         <w:t xml:space="preserve">Assess balance after adjustment (see Section 15.3)</w:t>
       </w:r>
     </w:p>
-    <w:bookmarkEnd w:id="27"/>
-    <w:bookmarkEnd w:id="28"/>
-    <w:bookmarkStart w:id="32" w:name="X9e1a84b95d31168c640a6f3a9cac4fdac1ebd87"/>
+    <w:bookmarkEnd w:id="16"/>
+    <w:bookmarkEnd w:id="17"/>
+    <w:bookmarkStart w:id="21" w:name="X9e1a84b95d31168c640a6f3a9cac4fdac1ebd87"/>
     <w:p>
       <w:pPr>
         <w:pStyle w:val="Heading2"/>
@@ -2450,7 +2488,7 @@
         <w:t xml:space="preserve">Propensity scores can be used to stratify the population and then standardize.</w:t>
       </w:r>
     </w:p>
-    <w:bookmarkStart w:id="29" w:name="propensity-score-stratification"/>
+    <w:bookmarkStart w:id="18" w:name="propensity-score-stratification"/>
     <w:p>
       <w:pPr>
         <w:pStyle w:val="Heading3"/>
@@ -2499,28 +2537,30 @@
             </m:r>
           </m:e>
         </m:acc>
-        <m:d>
-          <m:dPr>
-            <m:begChr m:val="("/>
-            <m:sepChr m:val=""/>
-            <m:endChr m:val=")"/>
-            <m:grow/>
-          </m:dPr>
+        <m:r>
+          <m:rPr>
+            <m:sty m:val="p"/>
+          </m:rPr>
+          <m:t>(</m:t>
+        </m:r>
+        <m:sSub>
           <m:e>
-            <m:sSub>
-              <m:e>
-                <m:r>
-                  <m:t>L</m:t>
-                </m:r>
-              </m:e>
-              <m:sub>
-                <m:r>
-                  <m:t>i</m:t>
-                </m:r>
-              </m:sub>
-            </m:sSub>
+            <m:r>
+              <m:t>L</m:t>
+            </m:r>
           </m:e>
-        </m:d>
+          <m:sub>
+            <m:r>
+              <m:t>i</m:t>
+            </m:r>
+          </m:sub>
+        </m:sSub>
+        <m:r>
+          <m:rPr>
+            <m:sty m:val="p"/>
+          </m:rPr>
+          <m:t>)</m:t>
+        </m:r>
       </m:oMath>
       <w:r>
         <w:t xml:space="preserve"> </w:t>
@@ -2566,53 +2606,55 @@
             </m:r>
           </m:e>
         </m:acc>
-        <m:d>
-          <m:dPr>
-            <m:begChr m:val="["/>
-            <m:sepChr m:val=""/>
-            <m:endChr m:val="]"/>
-            <m:grow/>
-          </m:dPr>
-          <m:e>
-            <m:r>
-              <m:t>Y</m:t>
-            </m:r>
-            <m:r>
-              <m:rPr>
-                <m:sty m:val="p"/>
-              </m:rPr>
-              <m:t>∣</m:t>
-            </m:r>
-            <m:r>
-              <m:t>A</m:t>
-            </m:r>
-            <m:r>
-              <m:rPr>
-                <m:sty m:val="p"/>
-              </m:rPr>
-              <m:t>=</m:t>
-            </m:r>
-            <m:r>
-              <m:t>a</m:t>
-            </m:r>
-            <m:r>
-              <m:rPr>
-                <m:sty m:val="p"/>
-              </m:rPr>
-              <m:t>,</m:t>
-            </m:r>
-            <m:r>
-              <m:rPr>
-                <m:nor/>
-                <m:sty m:val="p"/>
-              </m:rPr>
-              <m:t>stratum </m:t>
-            </m:r>
-            <m:r>
-              <m:t>s</m:t>
-            </m:r>
-          </m:e>
-        </m:d>
+        <m:r>
+          <m:rPr>
+            <m:sty m:val="p"/>
+          </m:rPr>
+          <m:t>[</m:t>
+        </m:r>
+        <m:r>
+          <m:t>Y</m:t>
+        </m:r>
+        <m:r>
+          <m:rPr>
+            <m:sty m:val="p"/>
+          </m:rPr>
+          <m:t>∣</m:t>
+        </m:r>
+        <m:r>
+          <m:t>A</m:t>
+        </m:r>
+        <m:r>
+          <m:rPr>
+            <m:sty m:val="p"/>
+          </m:rPr>
+          <m:t>=</m:t>
+        </m:r>
+        <m:r>
+          <m:t>a</m:t>
+        </m:r>
+        <m:r>
+          <m:rPr>
+            <m:sty m:val="p"/>
+          </m:rPr>
+          <m:t>,</m:t>
+        </m:r>
+        <m:r>
+          <m:rPr>
+            <m:nor/>
+            <m:sty m:val="p"/>
+          </m:rPr>
+          <m:t>stratum </m:t>
+        </m:r>
+        <m:r>
+          <m:t>s</m:t>
+        </m:r>
+        <m:r>
+          <m:rPr>
+            <m:sty m:val="p"/>
+          </m:rPr>
+          <m:t>]</m:t>
+        </m:r>
       </m:oMath>
     </w:p>
     <w:p>
@@ -2646,28 +2688,30 @@
               </m:r>
             </m:e>
           </m:acc>
-          <m:d>
-            <m:dPr>
-              <m:begChr m:val="["/>
-              <m:sepChr m:val=""/>
-              <m:endChr m:val="]"/>
-              <m:grow/>
-            </m:dPr>
+          <m:r>
+            <m:rPr>
+              <m:sty m:val="p"/>
+            </m:rPr>
+            <m:t>[</m:t>
+          </m:r>
+          <m:sSup>
             <m:e>
-              <m:sSup>
-                <m:e>
-                  <m:r>
-                    <m:t>Y</m:t>
-                  </m:r>
-                </m:e>
-                <m:sup>
-                  <m:r>
-                    <m:t>a</m:t>
-                  </m:r>
-                </m:sup>
-              </m:sSup>
+              <m:r>
+                <m:t>Y</m:t>
+              </m:r>
             </m:e>
-          </m:d>
+            <m:sup>
+              <m:r>
+                <m:t>a</m:t>
+              </m:r>
+            </m:sup>
+          </m:sSup>
+          <m:r>
+            <m:rPr>
+              <m:sty m:val="p"/>
+            </m:rPr>
+            <m:t>]</m:t>
+          </m:r>
           <m:r>
             <m:rPr>
               <m:sty m:val="p"/>
@@ -2713,53 +2757,55 @@
               </m:acc>
             </m:e>
           </m:nary>
-          <m:d>
-            <m:dPr>
-              <m:begChr m:val="["/>
-              <m:sepChr m:val=""/>
-              <m:endChr m:val="]"/>
-              <m:grow/>
-            </m:dPr>
-            <m:e>
-              <m:r>
-                <m:t>Y</m:t>
-              </m:r>
-              <m:r>
-                <m:rPr>
-                  <m:sty m:val="p"/>
-                </m:rPr>
-                <m:t>∣</m:t>
-              </m:r>
-              <m:r>
-                <m:t>A</m:t>
-              </m:r>
-              <m:r>
-                <m:rPr>
-                  <m:sty m:val="p"/>
-                </m:rPr>
-                <m:t>=</m:t>
-              </m:r>
-              <m:r>
-                <m:t>a</m:t>
-              </m:r>
-              <m:r>
-                <m:rPr>
-                  <m:sty m:val="p"/>
-                </m:rPr>
-                <m:t>,</m:t>
-              </m:r>
-              <m:r>
-                <m:rPr>
-                  <m:nor/>
-                  <m:sty m:val="p"/>
-                </m:rPr>
-                <m:t>stratum </m:t>
-              </m:r>
-              <m:r>
-                <m:t>s</m:t>
-              </m:r>
-            </m:e>
-          </m:d>
+          <m:r>
+            <m:rPr>
+              <m:sty m:val="p"/>
+            </m:rPr>
+            <m:t>[</m:t>
+          </m:r>
+          <m:r>
+            <m:t>Y</m:t>
+          </m:r>
+          <m:r>
+            <m:rPr>
+              <m:sty m:val="p"/>
+            </m:rPr>
+            <m:t>∣</m:t>
+          </m:r>
+          <m:r>
+            <m:t>A</m:t>
+          </m:r>
+          <m:r>
+            <m:rPr>
+              <m:sty m:val="p"/>
+            </m:rPr>
+            <m:t>=</m:t>
+          </m:r>
+          <m:r>
+            <m:t>a</m:t>
+          </m:r>
+          <m:r>
+            <m:rPr>
+              <m:sty m:val="p"/>
+            </m:rPr>
+            <m:t>,</m:t>
+          </m:r>
+          <m:r>
+            <m:rPr>
+              <m:nor/>
+              <m:sty m:val="p"/>
+            </m:rPr>
+            <m:t>stratum </m:t>
+          </m:r>
+          <m:r>
+            <m:t>s</m:t>
+          </m:r>
+          <m:r>
+            <m:rPr>
+              <m:sty m:val="p"/>
+            </m:rPr>
+            <m:t>]</m:t>
+          </m:r>
           <m:r>
             <m:rPr>
               <m:sty m:val="p"/>
@@ -2772,31 +2818,33 @@
             </m:rPr>
             <m:t>Pr</m:t>
           </m:r>
-          <m:d>
-            <m:dPr>
-              <m:begChr m:val="["/>
-              <m:sepChr m:val=""/>
-              <m:endChr m:val="]"/>
-              <m:grow/>
-            </m:dPr>
-            <m:e>
-              <m:r>
-                <m:rPr>
-                  <m:nor/>
-                  <m:sty m:val="p"/>
-                </m:rPr>
-                <m:t>stratum </m:t>
-              </m:r>
-              <m:r>
-                <m:t>s</m:t>
-              </m:r>
-            </m:e>
-          </m:d>
+          <m:r>
+            <m:rPr>
+              <m:sty m:val="p"/>
+            </m:rPr>
+            <m:t>[</m:t>
+          </m:r>
+          <m:r>
+            <m:rPr>
+              <m:nor/>
+              <m:sty m:val="p"/>
+            </m:rPr>
+            <m:t>stratum </m:t>
+          </m:r>
+          <m:r>
+            <m:t>s</m:t>
+          </m:r>
+          <m:r>
+            <m:rPr>
+              <m:sty m:val="p"/>
+            </m:rPr>
+            <m:t>]</m:t>
+          </m:r>
         </m:oMath>
       </m:oMathPara>
     </w:p>
-    <w:bookmarkEnd w:id="29"/>
-    <w:bookmarkStart w:id="30" w:name="checking-balance"/>
+    <w:bookmarkEnd w:id="18"/>
+    <w:bookmarkStart w:id="19" w:name="checking-balance"/>
     <w:p>
       <w:pPr>
         <w:pStyle w:val="Heading3"/>
@@ -3106,8 +3154,8 @@
         <w:t xml:space="preserve">Balance checking is a diagnostic tool, not a formal test. The goal is to achieve good balance so that confounding is minimized within strata.</w:t>
       </w:r>
     </w:p>
-    <w:bookmarkEnd w:id="30"/>
-    <w:bookmarkStart w:id="31" w:name="example-quintile-stratification"/>
+    <w:bookmarkEnd w:id="19"/>
+    <w:bookmarkStart w:id="20" w:name="example-quintile-stratification"/>
     <w:p>
       <w:pPr>
         <w:pStyle w:val="Heading3"/>
@@ -3152,37 +3200,39 @@
           </m:rPr>
           <m:t>Pr</m:t>
         </m:r>
-        <m:d>
-          <m:dPr>
-            <m:begChr m:val="["/>
-            <m:sepChr m:val=""/>
-            <m:endChr m:val="]"/>
-            <m:grow/>
-          </m:dPr>
-          <m:e>
-            <m:r>
-              <m:t>A</m:t>
-            </m:r>
-            <m:r>
-              <m:rPr>
-                <m:sty m:val="p"/>
-              </m:rPr>
-              <m:t>=</m:t>
-            </m:r>
-            <m:r>
-              <m:t>1</m:t>
-            </m:r>
-            <m:r>
-              <m:rPr>
-                <m:sty m:val="p"/>
-              </m:rPr>
-              <m:t>∣</m:t>
-            </m:r>
-            <m:r>
-              <m:t>L</m:t>
-            </m:r>
-          </m:e>
-        </m:d>
+        <m:r>
+          <m:rPr>
+            <m:sty m:val="p"/>
+          </m:rPr>
+          <m:t>[</m:t>
+        </m:r>
+        <m:r>
+          <m:t>A</m:t>
+        </m:r>
+        <m:r>
+          <m:rPr>
+            <m:sty m:val="p"/>
+          </m:rPr>
+          <m:t>=</m:t>
+        </m:r>
+        <m:r>
+          <m:t>1</m:t>
+        </m:r>
+        <m:r>
+          <m:rPr>
+            <m:sty m:val="p"/>
+          </m:rPr>
+          <m:t>∣</m:t>
+        </m:r>
+        <m:r>
+          <m:t>L</m:t>
+        </m:r>
+        <m:r>
+          <m:rPr>
+            <m:sty m:val="p"/>
+          </m:rPr>
+          <m:t>]</m:t>
+        </m:r>
       </m:oMath>
     </w:p>
     <w:p>
@@ -3210,19 +3260,21 @@
             </m:r>
           </m:e>
         </m:acc>
-        <m:d>
-          <m:dPr>
-            <m:begChr m:val="("/>
-            <m:sepChr m:val=""/>
-            <m:endChr m:val=")"/>
-            <m:grow/>
-          </m:dPr>
-          <m:e>
-            <m:r>
-              <m:t>L</m:t>
-            </m:r>
-          </m:e>
-        </m:d>
+        <m:r>
+          <m:rPr>
+            <m:sty m:val="p"/>
+          </m:rPr>
+          <m:t>(</m:t>
+        </m:r>
+        <m:r>
+          <m:t>L</m:t>
+        </m:r>
+        <m:r>
+          <m:rPr>
+            <m:sty m:val="p"/>
+          </m:rPr>
+          <m:t>)</m:t>
+        </m:r>
       </m:oMath>
     </w:p>
     <w:p>
@@ -3264,9 +3316,9 @@
         <w:t xml:space="preserve">: Most of the confounding is removed by stratifying on propensity score quintiles, though finer stratification may improve balance.</w:t>
       </w:r>
     </w:p>
-    <w:bookmarkEnd w:id="31"/>
-    <w:bookmarkEnd w:id="32"/>
-    <w:bookmarkStart w:id="36" w:name="propensity-matching-pp.-216-219"/>
+    <w:bookmarkEnd w:id="20"/>
+    <w:bookmarkEnd w:id="21"/>
+    <w:bookmarkStart w:id="25" w:name="propensity-matching-pp.-216-219"/>
     <w:p>
       <w:pPr>
         <w:pStyle w:val="Heading2"/>
@@ -3300,7 +3352,7 @@
         <w:t xml:space="preserve">creates pairs (or sets) of treated and untreated individuals with similar propensity scores.</w:t>
       </w:r>
     </w:p>
-    <w:bookmarkStart w:id="33" w:name="matching-algorithms"/>
+    <w:bookmarkStart w:id="22" w:name="matching-algorithms"/>
     <w:p>
       <w:pPr>
         <w:pStyle w:val="Heading3"/>
@@ -3562,8 +3614,8 @@
         <w:t xml:space="preserve">Exact matching on propensity score is impossible (continuous variable)</w:t>
       </w:r>
     </w:p>
-    <w:bookmarkEnd w:id="33"/>
-    <w:bookmarkStart w:id="34" w:name="assessing-match-quality"/>
+    <w:bookmarkEnd w:id="22"/>
+    <w:bookmarkStart w:id="23" w:name="assessing-match-quality"/>
     <w:p>
       <w:pPr>
         <w:pStyle w:val="Heading3"/>
@@ -3666,8 +3718,8 @@
         <w:t xml:space="preserve">: Standardized differences &lt; 0.1 for all confounders</w:t>
       </w:r>
     </w:p>
-    <w:bookmarkEnd w:id="34"/>
-    <w:bookmarkStart w:id="35" w:name="example-nhefs-matching"/>
+    <w:bookmarkEnd w:id="23"/>
+    <w:bookmarkStart w:id="24" w:name="example-nhefs-matching"/>
     <w:p>
       <w:pPr>
         <w:pStyle w:val="Heading3"/>
@@ -3769,9 +3821,9 @@
         <w:t xml:space="preserve">: Discards some individuals, may not achieve perfect balance</w:t>
       </w:r>
     </w:p>
-    <w:bookmarkEnd w:id="35"/>
-    <w:bookmarkEnd w:id="36"/>
-    <w:bookmarkStart w:id="39" w:name="X924c4ddf278e07135412d648697e34e657399d3"/>
+    <w:bookmarkEnd w:id="24"/>
+    <w:bookmarkEnd w:id="25"/>
+    <w:bookmarkStart w:id="28" w:name="X924c4ddf278e07135412d648697e34e657399d3"/>
     <w:p>
       <w:pPr>
         <w:pStyle w:val="Heading2"/>
@@ -3795,7 +3847,7 @@
         <w:t xml:space="preserve">Clarifying terminology: propensity scores, treatment models, and MSMs.</w:t>
       </w:r>
     </w:p>
-    <w:bookmarkStart w:id="37" w:name="definitions"/>
+    <w:bookmarkStart w:id="26" w:name="definitions"/>
     <w:p>
       <w:pPr>
         <w:pStyle w:val="Heading3"/>
@@ -3825,19 +3877,21 @@
         <m:r>
           <m:t>e</m:t>
         </m:r>
-        <m:d>
-          <m:dPr>
-            <m:begChr m:val="("/>
-            <m:sepChr m:val=""/>
-            <m:endChr m:val=")"/>
-            <m:grow/>
-          </m:dPr>
-          <m:e>
-            <m:r>
-              <m:t>L</m:t>
-            </m:r>
-          </m:e>
-        </m:d>
+        <m:r>
+          <m:rPr>
+            <m:sty m:val="p"/>
+          </m:rPr>
+          <m:t>(</m:t>
+        </m:r>
+        <m:r>
+          <m:t>L</m:t>
+        </m:r>
+        <m:r>
+          <m:rPr>
+            <m:sty m:val="p"/>
+          </m:rPr>
+          <m:t>)</m:t>
+        </m:r>
         <m:r>
           <m:rPr>
             <m:sty m:val="p"/>
@@ -3850,37 +3904,39 @@
           </m:rPr>
           <m:t>Pr</m:t>
         </m:r>
-        <m:d>
-          <m:dPr>
-            <m:begChr m:val="["/>
-            <m:sepChr m:val=""/>
-            <m:endChr m:val="]"/>
-            <m:grow/>
-          </m:dPr>
-          <m:e>
-            <m:r>
-              <m:t>A</m:t>
-            </m:r>
-            <m:r>
-              <m:rPr>
-                <m:sty m:val="p"/>
-              </m:rPr>
-              <m:t>=</m:t>
-            </m:r>
-            <m:r>
-              <m:t>1</m:t>
-            </m:r>
-            <m:r>
-              <m:rPr>
-                <m:sty m:val="p"/>
-              </m:rPr>
-              <m:t>∣</m:t>
-            </m:r>
-            <m:r>
-              <m:t>L</m:t>
-            </m:r>
-          </m:e>
-        </m:d>
+        <m:r>
+          <m:rPr>
+            <m:sty m:val="p"/>
+          </m:rPr>
+          <m:t>[</m:t>
+        </m:r>
+        <m:r>
+          <m:t>A</m:t>
+        </m:r>
+        <m:r>
+          <m:rPr>
+            <m:sty m:val="p"/>
+          </m:rPr>
+          <m:t>=</m:t>
+        </m:r>
+        <m:r>
+          <m:t>1</m:t>
+        </m:r>
+        <m:r>
+          <m:rPr>
+            <m:sty m:val="p"/>
+          </m:rPr>
+          <m:t>∣</m:t>
+        </m:r>
+        <m:r>
+          <m:t>L</m:t>
+        </m:r>
+        <m:r>
+          <m:rPr>
+            <m:sty m:val="p"/>
+          </m:rPr>
+          <m:t>]</m:t>
+        </m:r>
       </m:oMath>
     </w:p>
     <w:p>
@@ -3907,28 +3963,30 @@
           </m:rPr>
           <m:t>Pr</m:t>
         </m:r>
-        <m:d>
-          <m:dPr>
-            <m:begChr m:val="["/>
-            <m:sepChr m:val=""/>
-            <m:endChr m:val="]"/>
-            <m:grow/>
-          </m:dPr>
-          <m:e>
-            <m:r>
-              <m:t>A</m:t>
-            </m:r>
-            <m:r>
-              <m:rPr>
-                <m:sty m:val="p"/>
-              </m:rPr>
-              <m:t>∣</m:t>
-            </m:r>
-            <m:r>
-              <m:t>L</m:t>
-            </m:r>
-          </m:e>
-        </m:d>
+        <m:r>
+          <m:rPr>
+            <m:sty m:val="p"/>
+          </m:rPr>
+          <m:t>[</m:t>
+        </m:r>
+        <m:r>
+          <m:t>A</m:t>
+        </m:r>
+        <m:r>
+          <m:rPr>
+            <m:sty m:val="p"/>
+          </m:rPr>
+          <m:t>∣</m:t>
+        </m:r>
+        <m:r>
+          <m:t>L</m:t>
+        </m:r>
+        <m:r>
+          <m:rPr>
+            <m:sty m:val="p"/>
+          </m:rPr>
+          <m:t>]</m:t>
+        </m:r>
       </m:oMath>
       <w:r>
         <w:t xml:space="preserve"> </w:t>
@@ -3943,28 +4001,30 @@
         <m:r>
           <m:t>f</m:t>
         </m:r>
-        <m:d>
-          <m:dPr>
-            <m:begChr m:val="("/>
-            <m:sepChr m:val=""/>
-            <m:endChr m:val=")"/>
-            <m:grow/>
-          </m:dPr>
-          <m:e>
-            <m:r>
-              <m:t>A</m:t>
-            </m:r>
-            <m:r>
-              <m:rPr>
-                <m:sty m:val="p"/>
-              </m:rPr>
-              <m:t>∣</m:t>
-            </m:r>
-            <m:r>
-              <m:t>L</m:t>
-            </m:r>
-          </m:e>
-        </m:d>
+        <m:r>
+          <m:rPr>
+            <m:sty m:val="p"/>
+          </m:rPr>
+          <m:t>(</m:t>
+        </m:r>
+        <m:r>
+          <m:t>A</m:t>
+        </m:r>
+        <m:r>
+          <m:rPr>
+            <m:sty m:val="p"/>
+          </m:rPr>
+          <m:t>∣</m:t>
+        </m:r>
+        <m:r>
+          <m:t>L</m:t>
+        </m:r>
+        <m:r>
+          <m:rPr>
+            <m:sty m:val="p"/>
+          </m:rPr>
+          <m:t>)</m:t>
+        </m:r>
       </m:oMath>
       <w:r>
         <w:t xml:space="preserve"> </w:t>
@@ -4005,77 +4065,81 @@
         <m:r>
           <m:t>E</m:t>
         </m:r>
-        <m:d>
-          <m:dPr>
-            <m:begChr m:val="["/>
-            <m:sepChr m:val=""/>
-            <m:endChr m:val="]"/>
-            <m:grow/>
-          </m:dPr>
+        <m:r>
+          <m:rPr>
+            <m:sty m:val="p"/>
+          </m:rPr>
+          <m:t>[</m:t>
+        </m:r>
+        <m:sSup>
           <m:e>
-            <m:sSup>
-              <m:e>
-                <m:r>
-                  <m:t>Y</m:t>
-                </m:r>
-              </m:e>
-              <m:sup>
-                <m:r>
-                  <m:t>a</m:t>
-                </m:r>
-              </m:sup>
-            </m:sSup>
-          </m:e>
-        </m:d>
-      </m:oMath>
-      <w:r>
-        <w:t xml:space="preserve"> </w:t>
-      </w:r>
-      <w:r>
-        <w:t xml:space="preserve">or</w:t>
-      </w:r>
-      <w:r>
-        <w:t xml:space="preserve"> </w:t>
-      </w:r>
-      <m:oMath>
-        <m:r>
-          <m:t>E</m:t>
-        </m:r>
-        <m:d>
-          <m:dPr>
-            <m:begChr m:val="["/>
-            <m:sepChr m:val=""/>
-            <m:endChr m:val="]"/>
-            <m:grow/>
-          </m:dPr>
-          <m:e>
-            <m:sSup>
-              <m:e>
-                <m:r>
-                  <m:t>Y</m:t>
-                </m:r>
-              </m:e>
-              <m:sup>
-                <m:r>
-                  <m:t>a</m:t>
-                </m:r>
-              </m:sup>
-            </m:sSup>
             <m:r>
-              <m:rPr>
-                <m:sty m:val="p"/>
-              </m:rPr>
-              <m:t>∣</m:t>
-            </m:r>
-            <m:r>
-              <m:t>V</m:t>
+              <m:t>Y</m:t>
             </m:r>
           </m:e>
-        </m:d>
+          <m:sup>
+            <m:r>
+              <m:t>a</m:t>
+            </m:r>
+          </m:sup>
+        </m:sSup>
+        <m:r>
+          <m:rPr>
+            <m:sty m:val="p"/>
+          </m:rPr>
+          <m:t>]</m:t>
+        </m:r>
       </m:oMath>
-    </w:p>
-    <w:bookmarkEnd w:id="37"/>
-    <w:bookmarkStart w:id="38" w:name="relationship"/>
+      <w:r>
+        <w:t xml:space="preserve"> </w:t>
+      </w:r>
+      <w:r>
+        <w:t xml:space="preserve">or</w:t>
+      </w:r>
+      <w:r>
+        <w:t xml:space="preserve"> </w:t>
+      </w:r>
+      <m:oMath>
+        <m:r>
+          <m:t>E</m:t>
+        </m:r>
+        <m:r>
+          <m:rPr>
+            <m:sty m:val="p"/>
+          </m:rPr>
+          <m:t>[</m:t>
+        </m:r>
+        <m:sSup>
+          <m:e>
+            <m:r>
+              <m:t>Y</m:t>
+            </m:r>
+          </m:e>
+          <m:sup>
+            <m:r>
+              <m:t>a</m:t>
+            </m:r>
+          </m:sup>
+        </m:sSup>
+        <m:r>
+          <m:rPr>
+            <m:sty m:val="p"/>
+          </m:rPr>
+          <m:t>∣</m:t>
+        </m:r>
+        <m:r>
+          <m:t>V</m:t>
+        </m:r>
+        <m:r>
+          <m:rPr>
+            <m:sty m:val="p"/>
+          </m:rPr>
+          <m:t>]</m:t>
+        </m:r>
+      </m:oMath>
+    </w:p>
+    <w:bookmarkEnd w:id="26"/>
+    <w:bookmarkStart w:id="27" w:name="relationship"/>
     <w:p>
       <w:pPr>
         <w:pStyle w:val="Heading3"/>
@@ -4145,28 +4209,30 @@
                 </m:rPr>
                 <m:t>Pr</m:t>
               </m:r>
-              <m:d>
-                <m:dPr>
-                  <m:begChr m:val="["/>
-                  <m:sepChr m:val=""/>
-                  <m:endChr m:val="]"/>
-                  <m:grow/>
-                </m:dPr>
-                <m:e>
-                  <m:r>
-                    <m:t>A</m:t>
-                  </m:r>
-                  <m:r>
-                    <m:rPr>
-                      <m:sty m:val="p"/>
-                    </m:rPr>
-                    <m:t>∣</m:t>
-                  </m:r>
-                  <m:r>
-                    <m:t>L</m:t>
-                  </m:r>
-                </m:e>
-              </m:d>
+              <m:r>
+                <m:rPr>
+                  <m:sty m:val="p"/>
+                </m:rPr>
+                <m:t>[</m:t>
+              </m:r>
+              <m:r>
+                <m:t>A</m:t>
+              </m:r>
+              <m:r>
+                <m:rPr>
+                  <m:sty m:val="p"/>
+                </m:rPr>
+                <m:t>∣</m:t>
+              </m:r>
+              <m:r>
+                <m:t>L</m:t>
+              </m:r>
+              <m:r>
+                <m:rPr>
+                  <m:sty m:val="p"/>
+                </m:rPr>
+                <m:t>]</m:t>
+              </m:r>
             </m:den>
           </m:f>
         </m:oMath>
@@ -4231,19 +4297,21 @@
               <m:r>
                 <m:t>e</m:t>
               </m:r>
-              <m:d>
-                <m:dPr>
-                  <m:begChr m:val="("/>
-                  <m:sepChr m:val=""/>
-                  <m:endChr m:val=")"/>
-                  <m:grow/>
-                </m:dPr>
-                <m:e>
-                  <m:r>
-                    <m:t>L</m:t>
-                  </m:r>
-                </m:e>
-              </m:d>
+              <m:r>
+                <m:rPr>
+                  <m:sty m:val="p"/>
+                </m:rPr>
+                <m:t>(</m:t>
+              </m:r>
+              <m:r>
+                <m:t>L</m:t>
+              </m:r>
+              <m:r>
+                <m:rPr>
+                  <m:sty m:val="p"/>
+                </m:rPr>
+                <m:t>)</m:t>
+              </m:r>
             </m:den>
           </m:f>
           <m:r>
@@ -4314,19 +4382,21 @@
               <m:r>
                 <m:t>e</m:t>
               </m:r>
-              <m:d>
-                <m:dPr>
-                  <m:begChr m:val="("/>
-                  <m:sepChr m:val=""/>
-                  <m:endChr m:val=")"/>
-                  <m:grow/>
-                </m:dPr>
-                <m:e>
-                  <m:r>
-                    <m:t>L</m:t>
-                  </m:r>
-                </m:e>
-              </m:d>
+              <m:r>
+                <m:rPr>
+                  <m:sty m:val="p"/>
+                </m:rPr>
+                <m:t>(</m:t>
+              </m:r>
+              <m:r>
+                <m:t>L</m:t>
+              </m:r>
+              <m:r>
+                <m:rPr>
+                  <m:sty m:val="p"/>
+                </m:rPr>
+                <m:t>)</m:t>
+              </m:r>
             </m:den>
           </m:f>
           <m:r>
@@ -4381,28 +4451,30 @@
           <m:r>
             <m:t>E</m:t>
           </m:r>
-          <m:d>
-            <m:dPr>
-              <m:begChr m:val="["/>
-              <m:sepChr m:val=""/>
-              <m:endChr m:val="]"/>
-              <m:grow/>
-            </m:dPr>
+          <m:r>
+            <m:rPr>
+              <m:sty m:val="p"/>
+            </m:rPr>
+            <m:t>[</m:t>
+          </m:r>
+          <m:sSup>
             <m:e>
-              <m:sSup>
-                <m:e>
-                  <m:r>
-                    <m:t>Y</m:t>
-                  </m:r>
-                </m:e>
-                <m:sup>
-                  <m:r>
-                    <m:t>a</m:t>
-                  </m:r>
-                </m:sup>
-              </m:sSup>
+              <m:r>
+                <m:t>Y</m:t>
+              </m:r>
             </m:e>
-          </m:d>
+            <m:sup>
+              <m:r>
+                <m:t>a</m:t>
+              </m:r>
+            </m:sup>
+          </m:sSup>
+          <m:r>
+            <m:rPr>
+              <m:sty m:val="p"/>
+            </m:rPr>
+            <m:t>]</m:t>
+          </m:r>
           <m:r>
             <m:rPr>
               <m:sty m:val="p"/>
@@ -4488,37 +4560,39 @@
           </m:rPr>
           <m:t>Pr</m:t>
         </m:r>
-        <m:d>
-          <m:dPr>
-            <m:begChr m:val="["/>
-            <m:sepChr m:val=""/>
-            <m:endChr m:val="]"/>
-            <m:grow/>
-          </m:dPr>
-          <m:e>
-            <m:r>
-              <m:t>A</m:t>
-            </m:r>
-            <m:r>
-              <m:rPr>
-                <m:sty m:val="p"/>
-              </m:rPr>
-              <m:t>=</m:t>
-            </m:r>
-            <m:r>
-              <m:t>1</m:t>
-            </m:r>
-            <m:r>
-              <m:rPr>
-                <m:sty m:val="p"/>
-              </m:rPr>
-              <m:t>∣</m:t>
-            </m:r>
-            <m:r>
-              <m:t>L</m:t>
-            </m:r>
-          </m:e>
-        </m:d>
+        <m:r>
+          <m:rPr>
+            <m:sty m:val="p"/>
+          </m:rPr>
+          <m:t>[</m:t>
+        </m:r>
+        <m:r>
+          <m:t>A</m:t>
+        </m:r>
+        <m:r>
+          <m:rPr>
+            <m:sty m:val="p"/>
+          </m:rPr>
+          <m:t>=</m:t>
+        </m:r>
+        <m:r>
+          <m:t>1</m:t>
+        </m:r>
+        <m:r>
+          <m:rPr>
+            <m:sty m:val="p"/>
+          </m:rPr>
+          <m:t>∣</m:t>
+        </m:r>
+        <m:r>
+          <m:t>L</m:t>
+        </m:r>
+        <m:r>
+          <m:rPr>
+            <m:sty m:val="p"/>
+          </m:rPr>
+          <m:t>]</m:t>
+        </m:r>
       </m:oMath>
     </w:p>
     <w:p>
@@ -4549,28 +4623,30 @@
           </m:rPr>
           <m:t>Pr</m:t>
         </m:r>
-        <m:d>
-          <m:dPr>
-            <m:begChr m:val="["/>
-            <m:sepChr m:val=""/>
-            <m:endChr m:val="]"/>
-            <m:grow/>
-          </m:dPr>
-          <m:e>
-            <m:r>
-              <m:t>A</m:t>
-            </m:r>
-            <m:r>
-              <m:rPr>
-                <m:sty m:val="p"/>
-              </m:rPr>
-              <m:t>∣</m:t>
-            </m:r>
-            <m:r>
-              <m:t>L</m:t>
-            </m:r>
-          </m:e>
-        </m:d>
+        <m:r>
+          <m:rPr>
+            <m:sty m:val="p"/>
+          </m:rPr>
+          <m:t>[</m:t>
+        </m:r>
+        <m:r>
+          <m:t>A</m:t>
+        </m:r>
+        <m:r>
+          <m:rPr>
+            <m:sty m:val="p"/>
+          </m:rPr>
+          <m:t>∣</m:t>
+        </m:r>
+        <m:r>
+          <m:t>L</m:t>
+        </m:r>
+        <m:r>
+          <m:rPr>
+            <m:sty m:val="p"/>
+          </m:rPr>
+          <m:t>]</m:t>
+        </m:r>
       </m:oMath>
       <w:r>
         <w:t xml:space="preserve">, which can be used to estimate propensity scores</w:t>
@@ -4647,9 +4723,9 @@
         <w:t xml:space="preserve">All three methods aim to adjust for confounding.</w:t>
       </w:r>
     </w:p>
-    <w:bookmarkEnd w:id="38"/>
-    <w:bookmarkEnd w:id="39"/>
-    <w:bookmarkStart w:id="42" w:name="X85bf17f62e6e6ad7c275f59787b73a23dc1186a"/>
+    <w:bookmarkEnd w:id="27"/>
+    <w:bookmarkEnd w:id="28"/>
+    <w:bookmarkStart w:id="31" w:name="X85bf17f62e6e6ad7c275f59787b73a23dc1186a"/>
     <w:p>
       <w:pPr>
         <w:pStyle w:val="Heading2"/>
@@ -4673,7 +4749,7 @@
         <w:t xml:space="preserve">Can we combine propensity scores with outcome regression?</w:t>
       </w:r>
     </w:p>
-    <w:bookmarkStart w:id="40" w:name="doubly-robust-estimation"/>
+    <w:bookmarkStart w:id="29" w:name="doubly-robust-estimation"/>
     <w:p>
       <w:pPr>
         <w:pStyle w:val="Heading3"/>
@@ -4759,8 +4835,8 @@
         <w:t xml:space="preserve">(But not necessarily both)</w:t>
       </w:r>
     </w:p>
-    <w:bookmarkEnd w:id="40"/>
-    <w:bookmarkStart w:id="41" w:name="augmented-ip-weighting-aipw"/>
+    <w:bookmarkEnd w:id="29"/>
+    <w:bookmarkStart w:id="30" w:name="augmented-ip-weighting-aipw"/>
     <w:p>
       <w:pPr>
         <w:pStyle w:val="Heading3"/>
@@ -4803,28 +4879,30 @@
               </m:r>
             </m:e>
           </m:acc>
-          <m:d>
-            <m:dPr>
-              <m:begChr m:val="["/>
-              <m:sepChr m:val=""/>
-              <m:endChr m:val="]"/>
-              <m:grow/>
-            </m:dPr>
+          <m:r>
+            <m:rPr>
+              <m:sty m:val="p"/>
+            </m:rPr>
+            <m:t>[</m:t>
+          </m:r>
+          <m:sSup>
             <m:e>
-              <m:sSup>
-                <m:e>
-                  <m:r>
-                    <m:t>Y</m:t>
-                  </m:r>
-                </m:e>
-                <m:sup>
-                  <m:r>
-                    <m:t>a</m:t>
-                  </m:r>
-                </m:sup>
-              </m:sSup>
+              <m:r>
+                <m:t>Y</m:t>
+              </m:r>
             </m:e>
-          </m:d>
+            <m:sup>
+              <m:r>
+                <m:t>a</m:t>
+              </m:r>
+            </m:sup>
+          </m:sSup>
+          <m:r>
+            <m:rPr>
+              <m:sty m:val="p"/>
+            </m:rPr>
+            <m:t>]</m:t>
+          </m:r>
           <m:r>
             <m:rPr>
               <m:sty m:val="p"/>
@@ -4889,37 +4967,39 @@
                       <m:r>
                         <m:t>I</m:t>
                       </m:r>
-                      <m:d>
-                        <m:dPr>
-                          <m:begChr m:val="("/>
-                          <m:sepChr m:val=""/>
-                          <m:endChr m:val=")"/>
-                          <m:grow/>
-                        </m:dPr>
+                      <m:r>
+                        <m:rPr>
+                          <m:sty m:val="p"/>
+                        </m:rPr>
+                        <m:t>(</m:t>
+                      </m:r>
+                      <m:sSub>
                         <m:e>
-                          <m:sSub>
-                            <m:e>
-                              <m:r>
-                                <m:t>A</m:t>
-                              </m:r>
-                            </m:e>
-                            <m:sub>
-                              <m:r>
-                                <m:t>i</m:t>
-                              </m:r>
-                            </m:sub>
-                          </m:sSub>
                           <m:r>
-                            <m:rPr>
-                              <m:sty m:val="p"/>
-                            </m:rPr>
-                            <m:t>=</m:t>
-                          </m:r>
-                          <m:r>
-                            <m:t>a</m:t>
+                            <m:t>A</m:t>
                           </m:r>
                         </m:e>
-                      </m:d>
+                        <m:sub>
+                          <m:r>
+                            <m:t>i</m:t>
+                          </m:r>
+                        </m:sub>
+                      </m:sSub>
+                      <m:r>
+                        <m:rPr>
+                          <m:sty m:val="p"/>
+                        </m:rPr>
+                        <m:t>=</m:t>
+                      </m:r>
+                      <m:r>
+                        <m:t>a</m:t>
+                      </m:r>
+                      <m:r>
+                        <m:rPr>
+                          <m:sty m:val="p"/>
+                        </m:rPr>
+                        <m:t>)</m:t>
+                      </m:r>
                       <m:sSub>
                         <m:e>
                           <m:r>
@@ -4937,37 +5017,39 @@
                       <m:r>
                         <m:t>f</m:t>
                       </m:r>
-                      <m:d>
-                        <m:dPr>
-                          <m:begChr m:val="("/>
-                          <m:sepChr m:val=""/>
-                          <m:endChr m:val=")"/>
-                          <m:grow/>
-                        </m:dPr>
+                      <m:r>
+                        <m:rPr>
+                          <m:sty m:val="p"/>
+                        </m:rPr>
+                        <m:t>(</m:t>
+                      </m:r>
+                      <m:r>
+                        <m:t>a</m:t>
+                      </m:r>
+                      <m:r>
+                        <m:rPr>
+                          <m:sty m:val="p"/>
+                        </m:rPr>
+                        <m:t>∣</m:t>
+                      </m:r>
+                      <m:sSub>
                         <m:e>
                           <m:r>
-                            <m:t>a</m:t>
+                            <m:t>L</m:t>
                           </m:r>
+                        </m:e>
+                        <m:sub>
                           <m:r>
-                            <m:rPr>
-                              <m:sty m:val="p"/>
-                            </m:rPr>
-                            <m:t>∣</m:t>
+                            <m:t>i</m:t>
                           </m:r>
-                          <m:sSub>
-                            <m:e>
-                              <m:r>
-                                <m:t>L</m:t>
-                              </m:r>
-                            </m:e>
-                            <m:sub>
-                              <m:r>
-                                <m:t>i</m:t>
-                              </m:r>
-                            </m:sub>
-                          </m:sSub>
-                        </m:e>
-                      </m:d>
+                        </m:sub>
+                      </m:sSub>
+                      <m:r>
+                        <m:rPr>
+                          <m:sty m:val="p"/>
+                        </m:rPr>
+                        <m:t>)</m:t>
+                      </m:r>
                     </m:den>
                   </m:f>
                   <m:r>
@@ -4984,37 +5066,39 @@
                       <m:r>
                         <m:t>I</m:t>
                       </m:r>
-                      <m:d>
-                        <m:dPr>
-                          <m:begChr m:val="("/>
-                          <m:sepChr m:val=""/>
-                          <m:endChr m:val=")"/>
-                          <m:grow/>
-                        </m:dPr>
+                      <m:r>
+                        <m:rPr>
+                          <m:sty m:val="p"/>
+                        </m:rPr>
+                        <m:t>(</m:t>
+                      </m:r>
+                      <m:sSub>
                         <m:e>
-                          <m:sSub>
-                            <m:e>
-                              <m:r>
-                                <m:t>A</m:t>
-                              </m:r>
-                            </m:e>
-                            <m:sub>
-                              <m:r>
-                                <m:t>i</m:t>
-                              </m:r>
-                            </m:sub>
-                          </m:sSub>
                           <m:r>
-                            <m:rPr>
-                              <m:sty m:val="p"/>
-                            </m:rPr>
-                            <m:t>=</m:t>
-                          </m:r>
-                          <m:r>
-                            <m:t>a</m:t>
+                            <m:t>A</m:t>
                           </m:r>
                         </m:e>
-                      </m:d>
+                        <m:sub>
+                          <m:r>
+                            <m:t>i</m:t>
+                          </m:r>
+                        </m:sub>
+                      </m:sSub>
+                      <m:r>
+                        <m:rPr>
+                          <m:sty m:val="p"/>
+                        </m:rPr>
+                        <m:t>=</m:t>
+                      </m:r>
+                      <m:r>
+                        <m:t>a</m:t>
+                      </m:r>
+                      <m:r>
+                        <m:rPr>
+                          <m:sty m:val="p"/>
+                        </m:rPr>
+                        <m:t>)</m:t>
+                      </m:r>
                       <m:r>
                         <m:rPr>
                           <m:sty m:val="p"/>
@@ -5024,86 +5108,12 @@
                       <m:r>
                         <m:t>f</m:t>
                       </m:r>
-                      <m:d>
-                        <m:dPr>
-                          <m:begChr m:val="("/>
-                          <m:sepChr m:val=""/>
-                          <m:endChr m:val=")"/>
-                          <m:grow/>
-                        </m:dPr>
-                        <m:e>
-                          <m:r>
-                            <m:t>a</m:t>
-                          </m:r>
-                          <m:r>
-                            <m:rPr>
-                              <m:sty m:val="p"/>
-                            </m:rPr>
-                            <m:t>∣</m:t>
-                          </m:r>
-                          <m:sSub>
-                            <m:e>
-                              <m:r>
-                                <m:t>L</m:t>
-                              </m:r>
-                            </m:e>
-                            <m:sub>
-                              <m:r>
-                                <m:t>i</m:t>
-                              </m:r>
-                            </m:sub>
-                          </m:sSub>
-                        </m:e>
-                      </m:d>
-                    </m:num>
-                    <m:den>
                       <m:r>
-                        <m:t>f</m:t>
+                        <m:rPr>
+                          <m:sty m:val="p"/>
+                        </m:rPr>
+                        <m:t>(</m:t>
                       </m:r>
-                      <m:d>
-                        <m:dPr>
-                          <m:begChr m:val="("/>
-                          <m:sepChr m:val=""/>
-                          <m:endChr m:val=")"/>
-                          <m:grow/>
-                        </m:dPr>
-                        <m:e>
-                          <m:r>
-                            <m:t>a</m:t>
-                          </m:r>
-                          <m:r>
-                            <m:rPr>
-                              <m:sty m:val="p"/>
-                            </m:rPr>
-                            <m:t>∣</m:t>
-                          </m:r>
-                          <m:sSub>
-                            <m:e>
-                              <m:r>
-                                <m:t>L</m:t>
-                              </m:r>
-                            </m:e>
-                            <m:sub>
-                              <m:r>
-                                <m:t>i</m:t>
-                              </m:r>
-                            </m:sub>
-                          </m:sSub>
-                        </m:e>
-                      </m:d>
-                    </m:den>
-                  </m:f>
-                  <m:r>
-                    <m:t>m</m:t>
-                  </m:r>
-                  <m:d>
-                    <m:dPr>
-                      <m:begChr m:val="("/>
-                      <m:sepChr m:val=""/>
-                      <m:endChr m:val=")"/>
-                      <m:grow/>
-                    </m:dPr>
-                    <m:e>
                       <m:r>
                         <m:t>a</m:t>
                       </m:r>
@@ -5111,7 +5121,7 @@
                         <m:rPr>
                           <m:sty m:val="p"/>
                         </m:rPr>
-                        <m:t>,</m:t>
+                        <m:t>∣</m:t>
                       </m:r>
                       <m:sSub>
                         <m:e>
@@ -5125,8 +5135,88 @@
                           </m:r>
                         </m:sub>
                       </m:sSub>
+                      <m:r>
+                        <m:rPr>
+                          <m:sty m:val="p"/>
+                        </m:rPr>
+                        <m:t>)</m:t>
+                      </m:r>
+                    </m:num>
+                    <m:den>
+                      <m:r>
+                        <m:t>f</m:t>
+                      </m:r>
+                      <m:r>
+                        <m:rPr>
+                          <m:sty m:val="p"/>
+                        </m:rPr>
+                        <m:t>(</m:t>
+                      </m:r>
+                      <m:r>
+                        <m:t>a</m:t>
+                      </m:r>
+                      <m:r>
+                        <m:rPr>
+                          <m:sty m:val="p"/>
+                        </m:rPr>
+                        <m:t>∣</m:t>
+                      </m:r>
+                      <m:sSub>
+                        <m:e>
+                          <m:r>
+                            <m:t>L</m:t>
+                          </m:r>
+                        </m:e>
+                        <m:sub>
+                          <m:r>
+                            <m:t>i</m:t>
+                          </m:r>
+                        </m:sub>
+                      </m:sSub>
+                      <m:r>
+                        <m:rPr>
+                          <m:sty m:val="p"/>
+                        </m:rPr>
+                        <m:t>)</m:t>
+                      </m:r>
+                    </m:den>
+                  </m:f>
+                  <m:r>
+                    <m:t>m</m:t>
+                  </m:r>
+                  <m:r>
+                    <m:rPr>
+                      <m:sty m:val="p"/>
+                    </m:rPr>
+                    <m:t>(</m:t>
+                  </m:r>
+                  <m:r>
+                    <m:t>a</m:t>
+                  </m:r>
+                  <m:r>
+                    <m:rPr>
+                      <m:sty m:val="p"/>
+                    </m:rPr>
+                    <m:t>,</m:t>
+                  </m:r>
+                  <m:sSub>
+                    <m:e>
+                      <m:r>
+                        <m:t>L</m:t>
+                      </m:r>
                     </m:e>
-                  </m:d>
+                    <m:sub>
+                      <m:r>
+                        <m:t>i</m:t>
+                      </m:r>
+                    </m:sub>
+                  </m:sSub>
+                  <m:r>
+                    <m:rPr>
+                      <m:sty m:val="p"/>
+                    </m:rPr>
+                    <m:t>)</m:t>
+                  </m:r>
                 </m:e>
               </m:d>
             </m:e>
@@ -5148,28 +5238,30 @@
         <m:r>
           <m:t>m</m:t>
         </m:r>
-        <m:d>
-          <m:dPr>
-            <m:begChr m:val="("/>
-            <m:sepChr m:val=""/>
-            <m:endChr m:val=")"/>
-            <m:grow/>
-          </m:dPr>
-          <m:e>
-            <m:r>
-              <m:t>a</m:t>
-            </m:r>
-            <m:r>
-              <m:rPr>
-                <m:sty m:val="p"/>
-              </m:rPr>
-              <m:t>,</m:t>
-            </m:r>
-            <m:r>
-              <m:t>L</m:t>
-            </m:r>
-          </m:e>
-        </m:d>
+        <m:r>
+          <m:rPr>
+            <m:sty m:val="p"/>
+          </m:rPr>
+          <m:t>(</m:t>
+        </m:r>
+        <m:r>
+          <m:t>a</m:t>
+        </m:r>
+        <m:r>
+          <m:rPr>
+            <m:sty m:val="p"/>
+          </m:rPr>
+          <m:t>,</m:t>
+        </m:r>
+        <m:r>
+          <m:t>L</m:t>
+        </m:r>
+        <m:r>
+          <m:rPr>
+            <m:sty m:val="p"/>
+          </m:rPr>
+          <m:t>)</m:t>
+        </m:r>
         <m:r>
           <m:rPr>
             <m:sty m:val="p"/>
@@ -5186,46 +5278,48 @@
             </m:r>
           </m:e>
         </m:acc>
-        <m:d>
-          <m:dPr>
-            <m:begChr m:val="["/>
-            <m:sepChr m:val=""/>
-            <m:endChr m:val="]"/>
-            <m:grow/>
-          </m:dPr>
-          <m:e>
-            <m:r>
-              <m:t>Y</m:t>
-            </m:r>
-            <m:r>
-              <m:rPr>
-                <m:sty m:val="p"/>
-              </m:rPr>
-              <m:t>∣</m:t>
-            </m:r>
-            <m:r>
-              <m:t>A</m:t>
-            </m:r>
-            <m:r>
-              <m:rPr>
-                <m:sty m:val="p"/>
-              </m:rPr>
-              <m:t>=</m:t>
-            </m:r>
-            <m:r>
-              <m:t>a</m:t>
-            </m:r>
-            <m:r>
-              <m:rPr>
-                <m:sty m:val="p"/>
-              </m:rPr>
-              <m:t>,</m:t>
-            </m:r>
-            <m:r>
-              <m:t>L</m:t>
-            </m:r>
-          </m:e>
-        </m:d>
+        <m:r>
+          <m:rPr>
+            <m:sty m:val="p"/>
+          </m:rPr>
+          <m:t>[</m:t>
+        </m:r>
+        <m:r>
+          <m:t>Y</m:t>
+        </m:r>
+        <m:r>
+          <m:rPr>
+            <m:sty m:val="p"/>
+          </m:rPr>
+          <m:t>∣</m:t>
+        </m:r>
+        <m:r>
+          <m:t>A</m:t>
+        </m:r>
+        <m:r>
+          <m:rPr>
+            <m:sty m:val="p"/>
+          </m:rPr>
+          <m:t>=</m:t>
+        </m:r>
+        <m:r>
+          <m:t>a</m:t>
+        </m:r>
+        <m:r>
+          <m:rPr>
+            <m:sty m:val="p"/>
+          </m:rPr>
+          <m:t>,</m:t>
+        </m:r>
+        <m:r>
+          <m:t>L</m:t>
+        </m:r>
+        <m:r>
+          <m:rPr>
+            <m:sty m:val="p"/>
+          </m:rPr>
+          <m:t>]</m:t>
+        </m:r>
       </m:oMath>
       <w:r>
         <w:t xml:space="preserve"> </w:t>
@@ -5352,9 +5446,9 @@
         <w:t xml:space="preserve">Many researchers use simpler approaches (IP weighting OR outcome regression) and conduct sensitivity analyses by trying both methods.</w:t>
       </w:r>
     </w:p>
-    <w:bookmarkEnd w:id="41"/>
-    <w:bookmarkEnd w:id="42"/>
-    <w:bookmarkStart w:id="46" w:name="X5b9853773ffbe11101007724ea32c1dd79fbc97"/>
+    <w:bookmarkEnd w:id="30"/>
+    <w:bookmarkEnd w:id="31"/>
+    <w:bookmarkStart w:id="35" w:name="X5b9853773ffbe11101007724ea32c1dd79fbc97"/>
     <w:p>
       <w:pPr>
         <w:pStyle w:val="Heading2"/>
@@ -5391,7 +5485,7 @@
         <w:t xml:space="preserve">, though with additional complexity.</w:t>
       </w:r>
     </w:p>
-    <w:bookmarkStart w:id="43" w:name="generalized-propensity-score"/>
+    <w:bookmarkStart w:id="32" w:name="generalized-propensity-score"/>
     <w:p>
       <w:pPr>
         <w:pStyle w:val="Heading3"/>
@@ -5447,28 +5541,30 @@
           <m:r>
             <m:t>f</m:t>
           </m:r>
-          <m:d>
-            <m:dPr>
-              <m:begChr m:val="("/>
-              <m:sepChr m:val=""/>
-              <m:endChr m:val=")"/>
-              <m:grow/>
-            </m:dPr>
-            <m:e>
-              <m:r>
-                <m:t>A</m:t>
-              </m:r>
-              <m:r>
-                <m:rPr>
-                  <m:sty m:val="p"/>
-                </m:rPr>
-                <m:t>∣</m:t>
-              </m:r>
-              <m:r>
-                <m:t>L</m:t>
-              </m:r>
-            </m:e>
-          </m:d>
+          <m:r>
+            <m:rPr>
+              <m:sty m:val="p"/>
+            </m:rPr>
+            <m:t>(</m:t>
+          </m:r>
+          <m:r>
+            <m:t>A</m:t>
+          </m:r>
+          <m:r>
+            <m:rPr>
+              <m:sty m:val="p"/>
+            </m:rPr>
+            <m:t>∣</m:t>
+          </m:r>
+          <m:r>
+            <m:t>L</m:t>
+          </m:r>
+          <m:r>
+            <m:rPr>
+              <m:sty m:val="p"/>
+            </m:rPr>
+            <m:t>)</m:t>
+          </m:r>
         </m:oMath>
       </m:oMathPara>
     </w:p>
@@ -5541,33 +5637,35 @@
           <m:r>
             <m:t>f</m:t>
           </m:r>
-          <m:d>
-            <m:dPr>
-              <m:begChr m:val="("/>
-              <m:sepChr m:val=""/>
-              <m:endChr m:val=")"/>
-              <m:grow/>
-            </m:dPr>
-            <m:e>
-              <m:r>
-                <m:t>A</m:t>
-              </m:r>
-              <m:r>
-                <m:rPr>
-                  <m:sty m:val="p"/>
-                </m:rPr>
-                <m:t>∣</m:t>
-              </m:r>
-              <m:r>
-                <m:t>L</m:t>
-              </m:r>
-            </m:e>
-          </m:d>
+          <m:r>
+            <m:rPr>
+              <m:sty m:val="p"/>
+            </m:rPr>
+            <m:t>(</m:t>
+          </m:r>
+          <m:r>
+            <m:t>A</m:t>
+          </m:r>
+          <m:r>
+            <m:rPr>
+              <m:sty m:val="p"/>
+            </m:rPr>
+            <m:t>∣</m:t>
+          </m:r>
+          <m:r>
+            <m:t>L</m:t>
+          </m:r>
+          <m:r>
+            <m:rPr>
+              <m:sty m:val="p"/>
+            </m:rPr>
+            <m:t>)</m:t>
+          </m:r>
         </m:oMath>
       </m:oMathPara>
     </w:p>
-    <w:bookmarkEnd w:id="43"/>
-    <w:bookmarkStart w:id="44" w:name="estimation"/>
+    <w:bookmarkEnd w:id="32"/>
+    <w:bookmarkStart w:id="33" w:name="estimation"/>
     <w:p>
       <w:pPr>
         <w:pStyle w:val="Heading3"/>
@@ -5665,50 +5763,54 @@
             </m:rPr>
             <m:t>Normal</m:t>
           </m:r>
-          <m:d>
-            <m:dPr>
-              <m:begChr m:val="("/>
-              <m:sepChr m:val=""/>
-              <m:endChr m:val=")"/>
-              <m:grow/>
-            </m:dPr>
+          <m:r>
+            <m:rPr>
+              <m:sty m:val="p"/>
+            </m:rPr>
+            <m:t>(</m:t>
+          </m:r>
+          <m:r>
+            <m:t>μ</m:t>
+          </m:r>
+          <m:r>
+            <m:rPr>
+              <m:sty m:val="p"/>
+            </m:rPr>
+            <m:t>(</m:t>
+          </m:r>
+          <m:r>
+            <m:t>L</m:t>
+          </m:r>
+          <m:r>
+            <m:rPr>
+              <m:sty m:val="p"/>
+            </m:rPr>
+            <m:t>)</m:t>
+          </m:r>
+          <m:r>
+            <m:rPr>
+              <m:sty m:val="p"/>
+            </m:rPr>
+            <m:t>,</m:t>
+          </m:r>
+          <m:sSup>
             <m:e>
               <m:r>
-                <m:t>μ</m:t>
-              </m:r>
-              <m:d>
-                <m:dPr>
-                  <m:begChr m:val="("/>
-                  <m:sepChr m:val=""/>
-                  <m:endChr m:val=")"/>
-                  <m:grow/>
-                </m:dPr>
-                <m:e>
-                  <m:r>
-                    <m:t>L</m:t>
-                  </m:r>
-                </m:e>
-              </m:d>
-              <m:r>
-                <m:rPr>
-                  <m:sty m:val="p"/>
-                </m:rPr>
-                <m:t>,</m:t>
-              </m:r>
-              <m:sSup>
-                <m:e>
-                  <m:r>
-                    <m:t>σ</m:t>
-                  </m:r>
-                </m:e>
-                <m:sup>
-                  <m:r>
-                    <m:t>2</m:t>
-                  </m:r>
-                </m:sup>
-              </m:sSup>
+                <m:t>σ</m:t>
+              </m:r>
             </m:e>
-          </m:d>
+            <m:sup>
+              <m:r>
+                <m:t>2</m:t>
+              </m:r>
+            </m:sup>
+          </m:sSup>
+          <m:r>
+            <m:rPr>
+              <m:sty m:val="p"/>
+            </m:rPr>
+            <m:t>)</m:t>
+          </m:r>
         </m:oMath>
       </m:oMathPara>
     </w:p>
@@ -5726,19 +5828,21 @@
         <m:r>
           <m:t>μ</m:t>
         </m:r>
-        <m:d>
-          <m:dPr>
-            <m:begChr m:val="("/>
-            <m:sepChr m:val=""/>
-            <m:endChr m:val=")"/>
-            <m:grow/>
-          </m:dPr>
-          <m:e>
-            <m:r>
-              <m:t>L</m:t>
-            </m:r>
-          </m:e>
-        </m:d>
+        <m:r>
+          <m:rPr>
+            <m:sty m:val="p"/>
+          </m:rPr>
+          <m:t>(</m:t>
+        </m:r>
+        <m:r>
+          <m:t>L</m:t>
+        </m:r>
+        <m:r>
+          <m:rPr>
+            <m:sty m:val="p"/>
+          </m:rPr>
+          <m:t>)</m:t>
+        </m:r>
         <m:r>
           <m:rPr>
             <m:sty m:val="p"/>
@@ -5809,46 +5913,48 @@
         <m:r>
           <m:t>f</m:t>
         </m:r>
-        <m:d>
-          <m:dPr>
-            <m:begChr m:val="("/>
-            <m:sepChr m:val=""/>
-            <m:endChr m:val=")"/>
-            <m:grow/>
-          </m:dPr>
+        <m:r>
+          <m:rPr>
+            <m:sty m:val="p"/>
+          </m:rPr>
+          <m:t>(</m:t>
+        </m:r>
+        <m:sSub>
           <m:e>
-            <m:sSub>
-              <m:e>
-                <m:r>
-                  <m:t>A</m:t>
-                </m:r>
-              </m:e>
-              <m:sub>
-                <m:r>
-                  <m:t>i</m:t>
-                </m:r>
-              </m:sub>
-            </m:sSub>
             <m:r>
-              <m:rPr>
-                <m:sty m:val="p"/>
-              </m:rPr>
-              <m:t>∣</m:t>
+              <m:t>A</m:t>
             </m:r>
-            <m:sSub>
-              <m:e>
-                <m:r>
-                  <m:t>L</m:t>
-                </m:r>
-              </m:e>
-              <m:sub>
-                <m:r>
-                  <m:t>i</m:t>
-                </m:r>
-              </m:sub>
-            </m:sSub>
           </m:e>
-        </m:d>
+          <m:sub>
+            <m:r>
+              <m:t>i</m:t>
+            </m:r>
+          </m:sub>
+        </m:sSub>
+        <m:r>
+          <m:rPr>
+            <m:sty m:val="p"/>
+          </m:rPr>
+          <m:t>∣</m:t>
+        </m:r>
+        <m:sSub>
+          <m:e>
+            <m:r>
+              <m:t>L</m:t>
+            </m:r>
+          </m:e>
+          <m:sub>
+            <m:r>
+              <m:t>i</m:t>
+            </m:r>
+          </m:sub>
+        </m:sSub>
+        <m:r>
+          <m:rPr>
+            <m:sty m:val="p"/>
+          </m:rPr>
+          <m:t>)</m:t>
+        </m:r>
         <m:r>
           <m:rPr>
             <m:sty m:val="p"/>
@@ -5892,28 +5998,30 @@
                 <m:r>
                   <m:t>μ</m:t>
                 </m:r>
-                <m:d>
-                  <m:dPr>
-                    <m:begChr m:val="("/>
-                    <m:sepChr m:val=""/>
-                    <m:endChr m:val=")"/>
-                    <m:grow/>
-                  </m:dPr>
+                <m:r>
+                  <m:rPr>
+                    <m:sty m:val="p"/>
+                  </m:rPr>
+                  <m:t>(</m:t>
+                </m:r>
+                <m:sSub>
                   <m:e>
-                    <m:sSub>
-                      <m:e>
-                        <m:r>
-                          <m:t>L</m:t>
-                        </m:r>
-                      </m:e>
-                      <m:sub>
-                        <m:r>
-                          <m:t>i</m:t>
-                        </m:r>
-                      </m:sub>
-                    </m:sSub>
+                    <m:r>
+                      <m:t>L</m:t>
+                    </m:r>
                   </m:e>
-                </m:d>
+                  <m:sub>
+                    <m:r>
+                      <m:t>i</m:t>
+                    </m:r>
+                  </m:sub>
+                </m:sSub>
+                <m:r>
+                  <m:rPr>
+                    <m:sty m:val="p"/>
+                  </m:rPr>
+                  <m:t>)</m:t>
+                </m:r>
               </m:num>
               <m:den>
                 <m:r>
@@ -5945,8 +6053,8 @@
         <w:t xml:space="preserve">is the standard normal density.</w:t>
       </w:r>
     </w:p>
-    <w:bookmarkEnd w:id="44"/>
-    <w:bookmarkStart w:id="45" w:name="using-the-gps"/>
+    <w:bookmarkEnd w:id="33"/>
+    <w:bookmarkStart w:id="34" w:name="using-the-gps"/>
     <w:p>
       <w:pPr>
         <w:pStyle w:val="Heading3"/>
@@ -6005,73 +6113,77 @@
               <m:r>
                 <m:t>f</m:t>
               </m:r>
-              <m:d>
-                <m:dPr>
-                  <m:begChr m:val="("/>
-                  <m:sepChr m:val=""/>
-                  <m:endChr m:val=")"/>
-                  <m:grow/>
-                </m:dPr>
+              <m:r>
+                <m:rPr>
+                  <m:sty m:val="p"/>
+                </m:rPr>
+                <m:t>(</m:t>
+              </m:r>
+              <m:sSub>
                 <m:e>
-                  <m:sSub>
-                    <m:e>
-                      <m:r>
-                        <m:t>A</m:t>
-                      </m:r>
-                    </m:e>
-                    <m:sub>
-                      <m:r>
-                        <m:t>i</m:t>
-                      </m:r>
-                    </m:sub>
-                  </m:sSub>
+                  <m:r>
+                    <m:t>A</m:t>
+                  </m:r>
                 </m:e>
-              </m:d>
+                <m:sub>
+                  <m:r>
+                    <m:t>i</m:t>
+                  </m:r>
+                </m:sub>
+              </m:sSub>
+              <m:r>
+                <m:rPr>
+                  <m:sty m:val="p"/>
+                </m:rPr>
+                <m:t>)</m:t>
+              </m:r>
             </m:num>
             <m:den>
               <m:r>
                 <m:t>f</m:t>
               </m:r>
-              <m:d>
-                <m:dPr>
-                  <m:begChr m:val="("/>
-                  <m:sepChr m:val=""/>
-                  <m:endChr m:val=")"/>
-                  <m:grow/>
-                </m:dPr>
+              <m:r>
+                <m:rPr>
+                  <m:sty m:val="p"/>
+                </m:rPr>
+                <m:t>(</m:t>
+              </m:r>
+              <m:sSub>
                 <m:e>
-                  <m:sSub>
-                    <m:e>
-                      <m:r>
-                        <m:t>A</m:t>
-                      </m:r>
-                    </m:e>
-                    <m:sub>
-                      <m:r>
-                        <m:t>i</m:t>
-                      </m:r>
-                    </m:sub>
-                  </m:sSub>
                   <m:r>
-                    <m:rPr>
-                      <m:sty m:val="p"/>
-                    </m:rPr>
-                    <m:t>∣</m:t>
+                    <m:t>A</m:t>
                   </m:r>
-                  <m:sSub>
-                    <m:e>
-                      <m:r>
-                        <m:t>L</m:t>
-                      </m:r>
-                    </m:e>
-                    <m:sub>
-                      <m:r>
-                        <m:t>i</m:t>
-                      </m:r>
-                    </m:sub>
-                  </m:sSub>
                 </m:e>
-              </m:d>
+                <m:sub>
+                  <m:r>
+                    <m:t>i</m:t>
+                  </m:r>
+                </m:sub>
+              </m:sSub>
+              <m:r>
+                <m:rPr>
+                  <m:sty m:val="p"/>
+                </m:rPr>
+                <m:t>∣</m:t>
+              </m:r>
+              <m:sSub>
+                <m:e>
+                  <m:r>
+                    <m:t>L</m:t>
+                  </m:r>
+                </m:e>
+                <m:sub>
+                  <m:r>
+                    <m:t>i</m:t>
+                  </m:r>
+                </m:sub>
+              </m:sSub>
+              <m:r>
+                <m:rPr>
+                  <m:sty m:val="p"/>
+                </m:rPr>
+                <m:t>)</m:t>
+              </m:r>
             </m:den>
           </m:f>
         </m:oMath>
@@ -6091,28 +6203,30 @@
         <m:r>
           <m:t>f</m:t>
         </m:r>
-        <m:d>
-          <m:dPr>
-            <m:begChr m:val="("/>
-            <m:sepChr m:val=""/>
-            <m:endChr m:val=")"/>
-            <m:grow/>
-          </m:dPr>
+        <m:r>
+          <m:rPr>
+            <m:sty m:val="p"/>
+          </m:rPr>
+          <m:t>(</m:t>
+        </m:r>
+        <m:sSub>
           <m:e>
-            <m:sSub>
-              <m:e>
-                <m:r>
-                  <m:t>A</m:t>
-                </m:r>
-              </m:e>
-              <m:sub>
-                <m:r>
-                  <m:t>i</m:t>
-                </m:r>
-              </m:sub>
-            </m:sSub>
+            <m:r>
+              <m:t>A</m:t>
+            </m:r>
           </m:e>
-        </m:d>
+          <m:sub>
+            <m:r>
+              <m:t>i</m:t>
+            </m:r>
+          </m:sub>
+        </m:sSub>
+        <m:r>
+          <m:rPr>
+            <m:sty m:val="p"/>
+          </m:rPr>
+          <m:t>)</m:t>
+        </m:r>
       </m:oMath>
       <w:r>
         <w:t xml:space="preserve"> </w:t>
@@ -6190,28 +6304,30 @@
         <m:r>
           <m:t>f</m:t>
         </m:r>
-        <m:d>
-          <m:dPr>
-            <m:begChr m:val="("/>
-            <m:sepChr m:val=""/>
-            <m:endChr m:val=")"/>
-            <m:grow/>
-          </m:dPr>
-          <m:e>
-            <m:r>
-              <m:t>A</m:t>
-            </m:r>
-            <m:r>
-              <m:rPr>
-                <m:sty m:val="p"/>
-              </m:rPr>
-              <m:t>∣</m:t>
-            </m:r>
-            <m:r>
-              <m:t>L</m:t>
-            </m:r>
-          </m:e>
-        </m:d>
+        <m:r>
+          <m:rPr>
+            <m:sty m:val="p"/>
+          </m:rPr>
+          <m:t>(</m:t>
+        </m:r>
+        <m:r>
+          <m:t>A</m:t>
+        </m:r>
+        <m:r>
+          <m:rPr>
+            <m:sty m:val="p"/>
+          </m:rPr>
+          <m:t>∣</m:t>
+        </m:r>
+        <m:r>
+          <m:t>L</m:t>
+        </m:r>
+        <m:r>
+          <m:rPr>
+            <m:sty m:val="p"/>
+          </m:rPr>
+          <m:t>)</m:t>
+        </m:r>
       </m:oMath>
     </w:p>
     <w:p>
@@ -6239,28 +6355,30 @@
         <m:r>
           <m:t>f</m:t>
         </m:r>
-        <m:d>
-          <m:dPr>
-            <m:begChr m:val="("/>
-            <m:sepChr m:val=""/>
-            <m:endChr m:val=")"/>
-            <m:grow/>
-          </m:dPr>
-          <m:e>
-            <m:r>
-              <m:t>A</m:t>
-            </m:r>
-            <m:r>
-              <m:rPr>
-                <m:sty m:val="p"/>
-              </m:rPr>
-              <m:t>∣</m:t>
-            </m:r>
-            <m:r>
-              <m:t>L</m:t>
-            </m:r>
-          </m:e>
-        </m:d>
+        <m:r>
+          <m:rPr>
+            <m:sty m:val="p"/>
+          </m:rPr>
+          <m:t>(</m:t>
+        </m:r>
+        <m:r>
+          <m:t>A</m:t>
+        </m:r>
+        <m:r>
+          <m:rPr>
+            <m:sty m:val="p"/>
+          </m:rPr>
+          <m:t>∣</m:t>
+        </m:r>
+        <m:r>
+          <m:t>L</m:t>
+        </m:r>
+        <m:r>
+          <m:rPr>
+            <m:sty m:val="p"/>
+          </m:rPr>
+          <m:t>)</m:t>
+        </m:r>
         <m:r>
           <m:rPr>
             <m:sty m:val="p"/>
@@ -6281,28 +6399,30 @@
         <w:t xml:space="preserve"> </w:t>
       </w:r>
       <m:oMath>
-        <m:d>
-          <m:dPr>
-            <m:begChr m:val="("/>
-            <m:sepChr m:val=""/>
-            <m:endChr m:val=")"/>
-            <m:grow/>
-          </m:dPr>
-          <m:e>
-            <m:r>
-              <m:t>A</m:t>
-            </m:r>
-            <m:r>
-              <m:rPr>
-                <m:sty m:val="p"/>
-              </m:rPr>
-              <m:t>,</m:t>
-            </m:r>
-            <m:r>
-              <m:t>L</m:t>
-            </m:r>
-          </m:e>
-        </m:d>
+        <m:r>
+          <m:rPr>
+            <m:sty m:val="p"/>
+          </m:rPr>
+          <m:t>(</m:t>
+        </m:r>
+        <m:r>
+          <m:t>A</m:t>
+        </m:r>
+        <m:r>
+          <m:rPr>
+            <m:sty m:val="p"/>
+          </m:rPr>
+          <m:t>,</m:t>
+        </m:r>
+        <m:r>
+          <m:t>L</m:t>
+        </m:r>
+        <m:r>
+          <m:rPr>
+            <m:sty m:val="p"/>
+          </m:rPr>
+          <m:t>)</m:t>
+        </m:r>
       </m:oMath>
       <w:r>
         <w:t xml:space="preserve"> </w:t>
@@ -6357,9 +6477,9 @@
         <w:t xml:space="preserve">Despite these challenges, GPS methods can be useful for continuous exposures (dose, duration, intensity).</w:t>
       </w:r>
     </w:p>
-    <w:bookmarkEnd w:id="45"/>
-    <w:bookmarkEnd w:id="46"/>
-    <w:bookmarkStart w:id="50" w:name="summary"/>
+    <w:bookmarkEnd w:id="34"/>
+    <w:bookmarkEnd w:id="35"/>
+    <w:bookmarkStart w:id="39" w:name="summary"/>
     <w:p>
       <w:pPr>
         <w:pStyle w:val="Heading2"/>
@@ -6415,37 +6535,39 @@
         <m:r>
           <m:t>E</m:t>
         </m:r>
-        <m:d>
-          <m:dPr>
-            <m:begChr m:val="["/>
-            <m:sepChr m:val=""/>
-            <m:endChr m:val="]"/>
-            <m:grow/>
-          </m:dPr>
-          <m:e>
-            <m:r>
-              <m:t>Y</m:t>
-            </m:r>
-            <m:r>
-              <m:rPr>
-                <m:sty m:val="p"/>
-              </m:rPr>
-              <m:t>∣</m:t>
-            </m:r>
-            <m:r>
-              <m:t>A</m:t>
-            </m:r>
-            <m:r>
-              <m:rPr>
-                <m:sty m:val="p"/>
-              </m:rPr>
-              <m:t>,</m:t>
-            </m:r>
-            <m:r>
-              <m:t>L</m:t>
-            </m:r>
-          </m:e>
-        </m:d>
+        <m:r>
+          <m:rPr>
+            <m:sty m:val="p"/>
+          </m:rPr>
+          <m:t>[</m:t>
+        </m:r>
+        <m:r>
+          <m:t>Y</m:t>
+        </m:r>
+        <m:r>
+          <m:rPr>
+            <m:sty m:val="p"/>
+          </m:rPr>
+          <m:t>∣</m:t>
+        </m:r>
+        <m:r>
+          <m:t>A</m:t>
+        </m:r>
+        <m:r>
+          <m:rPr>
+            <m:sty m:val="p"/>
+          </m:rPr>
+          <m:t>,</m:t>
+        </m:r>
+        <m:r>
+          <m:t>L</m:t>
+        </m:r>
+        <m:r>
+          <m:rPr>
+            <m:sty m:val="p"/>
+          </m:rPr>
+          <m:t>]</m:t>
+        </m:r>
       </m:oMath>
       <w:r>
         <w:t xml:space="preserve"> </w:t>
@@ -6479,19 +6601,21 @@
         <m:r>
           <m:t>e</m:t>
         </m:r>
-        <m:d>
-          <m:dPr>
-            <m:begChr m:val="("/>
-            <m:sepChr m:val=""/>
-            <m:endChr m:val=")"/>
-            <m:grow/>
-          </m:dPr>
-          <m:e>
-            <m:r>
-              <m:t>L</m:t>
-            </m:r>
-          </m:e>
-        </m:d>
+        <m:r>
+          <m:rPr>
+            <m:sty m:val="p"/>
+          </m:rPr>
+          <m:t>(</m:t>
+        </m:r>
+        <m:r>
+          <m:t>L</m:t>
+        </m:r>
+        <m:r>
+          <m:rPr>
+            <m:sty m:val="p"/>
+          </m:rPr>
+          <m:t>)</m:t>
+        </m:r>
         <m:r>
           <m:rPr>
             <m:sty m:val="p"/>
@@ -6504,37 +6628,39 @@
           </m:rPr>
           <m:t>Pr</m:t>
         </m:r>
-        <m:d>
-          <m:dPr>
-            <m:begChr m:val="["/>
-            <m:sepChr m:val=""/>
-            <m:endChr m:val="]"/>
-            <m:grow/>
-          </m:dPr>
-          <m:e>
-            <m:r>
-              <m:t>A</m:t>
-            </m:r>
-            <m:r>
-              <m:rPr>
-                <m:sty m:val="p"/>
-              </m:rPr>
-              <m:t>=</m:t>
-            </m:r>
-            <m:r>
-              <m:t>1</m:t>
-            </m:r>
-            <m:r>
-              <m:rPr>
-                <m:sty m:val="p"/>
-              </m:rPr>
-              <m:t>∣</m:t>
-            </m:r>
-            <m:r>
-              <m:t>L</m:t>
-            </m:r>
-          </m:e>
-        </m:d>
+        <m:r>
+          <m:rPr>
+            <m:sty m:val="p"/>
+          </m:rPr>
+          <m:t>[</m:t>
+        </m:r>
+        <m:r>
+          <m:t>A</m:t>
+        </m:r>
+        <m:r>
+          <m:rPr>
+            <m:sty m:val="p"/>
+          </m:rPr>
+          <m:t>=</m:t>
+        </m:r>
+        <m:r>
+          <m:t>1</m:t>
+        </m:r>
+        <m:r>
+          <m:rPr>
+            <m:sty m:val="p"/>
+          </m:rPr>
+          <m:t>∣</m:t>
+        </m:r>
+        <m:r>
+          <m:t>L</m:t>
+        </m:r>
+        <m:r>
+          <m:rPr>
+            <m:sty m:val="p"/>
+          </m:rPr>
+          <m:t>]</m:t>
+        </m:r>
       </m:oMath>
       <w:r>
         <w:t xml:space="preserve">, reduces confounding adjustment to a single dimension</w:t>
@@ -6738,37 +6864,39 @@
               <m:r>
                 <m:t>E</m:t>
               </m:r>
-              <m:d>
-                <m:dPr>
-                  <m:begChr m:val="["/>
-                  <m:sepChr m:val=""/>
-                  <m:endChr m:val="]"/>
-                  <m:grow/>
-                </m:dPr>
-                <m:e>
-                  <m:r>
-                    <m:t>Y</m:t>
-                  </m:r>
-                  <m:r>
-                    <m:rPr>
-                      <m:sty m:val="p"/>
-                    </m:rPr>
-                    <m:t>∣</m:t>
-                  </m:r>
-                  <m:r>
-                    <m:t>A</m:t>
-                  </m:r>
-                  <m:r>
-                    <m:rPr>
-                      <m:sty m:val="p"/>
-                    </m:rPr>
-                    <m:t>,</m:t>
-                  </m:r>
-                  <m:r>
-                    <m:t>L</m:t>
-                  </m:r>
-                </m:e>
-              </m:d>
+              <m:r>
+                <m:rPr>
+                  <m:sty m:val="p"/>
+                </m:rPr>
+                <m:t>[</m:t>
+              </m:r>
+              <m:r>
+                <m:t>Y</m:t>
+              </m:r>
+              <m:r>
+                <m:rPr>
+                  <m:sty m:val="p"/>
+                </m:rPr>
+                <m:t>∣</m:t>
+              </m:r>
+              <m:r>
+                <m:t>A</m:t>
+              </m:r>
+              <m:r>
+                <m:rPr>
+                  <m:sty m:val="p"/>
+                </m:rPr>
+                <m:t>,</m:t>
+              </m:r>
+              <m:r>
+                <m:t>L</m:t>
+              </m:r>
+              <m:r>
+                <m:rPr>
+                  <m:sty m:val="p"/>
+                </m:rPr>
+                <m:t>]</m:t>
+              </m:r>
             </m:oMath>
           </w:p>
         </w:tc>
@@ -6824,28 +6952,30 @@
                 </m:rPr>
                 <m:t>Pr</m:t>
               </m:r>
-              <m:d>
-                <m:dPr>
-                  <m:begChr m:val="["/>
-                  <m:sepChr m:val=""/>
-                  <m:endChr m:val="]"/>
-                  <m:grow/>
-                </m:dPr>
-                <m:e>
-                  <m:r>
-                    <m:t>A</m:t>
-                  </m:r>
-                  <m:r>
-                    <m:rPr>
-                      <m:sty m:val="p"/>
-                    </m:rPr>
-                    <m:t>∣</m:t>
-                  </m:r>
-                  <m:r>
-                    <m:t>L</m:t>
-                  </m:r>
-                </m:e>
-              </m:d>
+              <m:r>
+                <m:rPr>
+                  <m:sty m:val="p"/>
+                </m:rPr>
+                <m:t>[</m:t>
+              </m:r>
+              <m:r>
+                <m:t>A</m:t>
+              </m:r>
+              <m:r>
+                <m:rPr>
+                  <m:sty m:val="p"/>
+                </m:rPr>
+                <m:t>∣</m:t>
+              </m:r>
+              <m:r>
+                <m:t>L</m:t>
+              </m:r>
+              <m:r>
+                <m:rPr>
+                  <m:sty m:val="p"/>
+                </m:rPr>
+                <m:t>]</m:t>
+              </m:r>
             </m:oMath>
           </w:p>
         </w:tc>
@@ -6898,19 +7028,21 @@
               <m:r>
                 <m:t>e</m:t>
               </m:r>
-              <m:d>
-                <m:dPr>
-                  <m:begChr m:val="("/>
-                  <m:sepChr m:val=""/>
-                  <m:endChr m:val=")"/>
-                  <m:grow/>
-                </m:dPr>
-                <m:e>
-                  <m:r>
-                    <m:t>L</m:t>
-                  </m:r>
-                </m:e>
-              </m:d>
+              <m:r>
+                <m:rPr>
+                  <m:sty m:val="p"/>
+                </m:rPr>
+                <m:t>(</m:t>
+              </m:r>
+              <m:r>
+                <m:t>L</m:t>
+              </m:r>
+              <m:r>
+                <m:rPr>
+                  <m:sty m:val="p"/>
+                </m:rPr>
+                <m:t>)</m:t>
+              </m:r>
             </m:oMath>
           </w:p>
         </w:tc>
@@ -6963,19 +7095,21 @@
               <m:r>
                 <m:t>e</m:t>
               </m:r>
-              <m:d>
-                <m:dPr>
-                  <m:begChr m:val="("/>
-                  <m:sepChr m:val=""/>
-                  <m:endChr m:val=")"/>
-                  <m:grow/>
-                </m:dPr>
-                <m:e>
-                  <m:r>
-                    <m:t>L</m:t>
-                  </m:r>
-                </m:e>
-              </m:d>
+              <m:r>
+                <m:rPr>
+                  <m:sty m:val="p"/>
+                </m:rPr>
+                <m:t>(</m:t>
+              </m:r>
+              <m:r>
+                <m:t>L</m:t>
+              </m:r>
+              <m:r>
+                <m:rPr>
+                  <m:sty m:val="p"/>
+                </m:rPr>
+                <m:t>)</m:t>
+              </m:r>
             </m:oMath>
           </w:p>
         </w:tc>
@@ -7237,8 +7371,8 @@
         <w:t xml:space="preserve">: Chapter 16 introduces instrumental variables, which can help with unmeasured confounding under different assumptions. Part III addresses time-varying treatments where IP weighting and g-formula shine.</w:t>
       </w:r>
     </w:p>
-    <w:bookmarkStart w:id="49" w:name="refs"/>
-    <w:bookmarkStart w:id="48" w:name="ref-hernan2020causal"/>
+    <w:bookmarkStart w:id="38" w:name="refs"/>
+    <w:bookmarkStart w:id="37" w:name="ref-hernan2020causal"/>
     <w:p>
       <w:pPr>
         <w:pStyle w:val="Bibliography"/>
@@ -7257,12 +7391,12 @@
         <w:t xml:space="preserve">Causal Inference: What If</w:t>
       </w:r>
       <w:r>
-        <w:t xml:space="preserve">. Boca Raton: Chapman &amp; Hall/CRC.</w:t>
-      </w:r>
-      <w:r>
-        <w:t xml:space="preserve"> </w:t>
-      </w:r>
-      <w:hyperlink r:id="rId47">
+        <w:t xml:space="preserve">. Chapman &amp; Hall/CRC.</w:t>
+      </w:r>
+      <w:r>
+        <w:t xml:space="preserve"> </w:t>
+      </w:r>
+      <w:hyperlink r:id="rId36">
         <w:r>
           <w:rPr>
             <w:rStyle w:val="Hyperlink"/>
@@ -7274,9 +7408,9 @@
         <w:t xml:space="preserve">.</w:t>
       </w:r>
     </w:p>
-    <w:bookmarkEnd w:id="48"/>
-    <w:bookmarkEnd w:id="49"/>
-    <w:bookmarkEnd w:id="50"/>
+    <w:bookmarkEnd w:id="37"/>
+    <w:bookmarkEnd w:id="38"/>
+    <w:bookmarkEnd w:id="39"/>
     <w:sectPr>
       <w:footnotePr>
         <w:numRestart w:val="eachSect"/>
@@ -8102,10 +8236,10 @@
   <w:docDefaults>
     <w:rPrDefault>
       <w:rPr>
-        <w:rFonts w:asciiTheme="minorHAnsi" w:cstheme="minorBidi" w:eastAsiaTheme="minorHAnsi" w:hAnsiTheme="minorHAnsi"/>
+        <w:rFonts w:asciiTheme="minorHAnsi" w:cstheme="minorBidi" w:eastAsiaTheme="minorEastAsia" w:hAnsiTheme="minorHAnsi"/>
         <w:sz w:val="24"/>
         <w:szCs w:val="24"/>
-        <w:lang w:bidi="ar-SA" w:eastAsia="en-US" w:val="en-US"/>
+        <w:lang w:bidi="ar-SA" w:eastAsia="zh-CN" w:val="en-US"/>
       </w:rPr>
     </w:rPrDefault>
     <w:pPrDefault>
@@ -8646,13 +8780,6 @@
       </w:tblCellMar>
     </w:tblPr>
     <w:tblStylePr w:type="firstRow">
-      <w:tblPr>
-        <w:jc w:val="left"/>
-        <w:tblInd w:type="dxa" w:w="0"/>
-      </w:tblPr>
-      <w:trPr>
-        <w:jc w:val="left"/>
-      </w:trPr>
       <w:tcPr>
         <w:tcBorders>
           <w:bottom w:val="single"/>

--- a/chapters/15-outcome-regression-propensity-scores.docx
+++ b/chapters/15-outcome-regression-propensity-scores.docx
@@ -151,121 +151,158 @@
         <w:t xml:space="preserve">1.1 The Outcome Regression Approach</w:t>
       </w:r>
     </w:p>
-    <w:bookmarkStart w:id="9" w:name="def-outcome-regression"/>
-    <w:p>
-      <w:pPr>
-        <w:pStyle w:val="FirstParagraph"/>
-      </w:pPr>
-      <w:r>
-        <w:rPr>
-          <w:b/>
-          <w:bCs/>
-        </w:rPr>
-        <w:t xml:space="preserve">Definition 1 (Outcome Regression)</w:t>
-      </w:r>
-      <w:r>
-        <w:t xml:space="preserve"> </w:t>
-      </w:r>
-      <w:r>
-        <w:rPr>
-          <w:b/>
-          <w:bCs/>
-        </w:rPr>
-        <w:t xml:space="preserve">Outcome regression</w:t>
-      </w:r>
-      <w:r>
-        <w:t xml:space="preserve"> </w:t>
-      </w:r>
-      <w:r>
-        <w:t xml:space="preserve">for causal inference:</w:t>
-      </w:r>
-    </w:p>
-    <w:p>
-      <w:pPr>
-        <w:pStyle w:val="Compact"/>
-        <w:numPr>
-          <w:ilvl w:val="0"/>
-          <w:numId w:val="1001"/>
-        </w:numPr>
-      </w:pPr>
-      <w:r>
-        <w:t xml:space="preserve">Fit a model for</w:t>
-      </w:r>
-      <w:r>
-        <w:t xml:space="preserve"> </w:t>
-      </w:r>
-      <m:oMath>
-        <m:r>
-          <m:t>E</m:t>
-        </m:r>
-        <m:r>
-          <m:rPr>
-            <m:sty m:val="p"/>
-          </m:rPr>
-          <m:t>[</m:t>
-        </m:r>
-        <m:r>
-          <m:t>Y</m:t>
-        </m:r>
-        <m:r>
-          <m:rPr>
-            <m:sty m:val="p"/>
-          </m:rPr>
-          <m:t>∣</m:t>
-        </m:r>
-        <m:r>
-          <m:t>A</m:t>
-        </m:r>
-        <m:r>
-          <m:rPr>
-            <m:sty m:val="p"/>
-          </m:rPr>
-          <m:t>,</m:t>
-        </m:r>
-        <m:r>
-          <m:t>L</m:t>
-        </m:r>
-        <m:r>
-          <m:rPr>
-            <m:sty m:val="p"/>
-          </m:rPr>
-          <m:t>]</m:t>
-        </m:r>
-      </m:oMath>
-    </w:p>
-    <w:p>
-      <w:pPr>
-        <w:pStyle w:val="Compact"/>
-        <w:numPr>
-          <w:ilvl w:val="0"/>
-          <w:numId w:val="1001"/>
-        </w:numPr>
-      </w:pPr>
-      <w:r>
-        <w:t xml:space="preserve">Use the model to compute standardized means (g-formula)</w:t>
-      </w:r>
-    </w:p>
-    <w:p>
-      <w:pPr>
-        <w:pStyle w:val="Compact"/>
-        <w:numPr>
-          <w:ilvl w:val="0"/>
-          <w:numId w:val="1001"/>
-        </w:numPr>
-      </w:pPr>
-      <w:r>
-        <w:t xml:space="preserve">Estimate causal effects as contrasts of standardized means</w:t>
-      </w:r>
-    </w:p>
-    <w:p>
-      <w:pPr>
-        <w:pStyle w:val="FirstParagraph"/>
-      </w:pPr>
-      <w:r>
-        <w:t xml:space="preserve">For simple cases, the treatment coefficient may approximate the causal effect, but this requires strong assumptions.</w:t>
-      </w:r>
-    </w:p>
-    <w:bookmarkEnd w:id="9"/>
+    <w:tbl>
+      <w:tblPr>
+        <w:tblStyle w:val="Table"/>
+        <w:tblInd w:w="164" w:type="dxa"/>
+        <w:tblBorders>
+          <w:left w:val="single" w:sz="24" w:space="0" w:color="909090"/>
+        </w:tblBorders>
+        <w:tblCellMar>
+          <w:left w:w="0" w:type="dxa"/>
+          <w:right w:w="0" w:type="dxa"/>
+        </w:tblCellMar>
+        <w:tblLook w:firstRow="0" w:lastRow="0" w:firstColumn="0" w:lastColumn="0" w:noHBand="0" w:noVBand="0" w:val="0000"/>
+      </w:tblPr>
+      <w:tblGrid>
+        <w:gridCol w:w="7920"/>
+      </w:tblGrid>
+      <w:tr>
+        <w:trPr>
+          <w:cantSplit/>
+        </w:trPr>
+        <w:tc>
+          <w:tcPr>
+            <w:tcMar>
+              <w:left w:w="144" w:type="dxa"/>
+            </w:tcMar>
+          </w:tcPr>
+          <w:p>
+            <w:pPr>
+              <w:pStyle w:val="FirstParagraph"/>
+            </w:pPr>
+            <w:pPr>
+              <w:spacing w:before="16" w:after="64"/>
+            </w:pPr>
+          </w:p>
+          <w:bookmarkStart w:id="9" w:name="def-outcome-regression"/>
+          <w:p>
+            <w:pPr>
+              <w:pStyle w:val="BodyText"/>
+            </w:pPr>
+            <w:r>
+              <w:rPr>
+                <w:b/>
+                <w:bCs/>
+              </w:rPr>
+              <w:t xml:space="preserve">Definition 1 (Outcome Regression)</w:t>
+            </w:r>
+            <w:r>
+              <w:t xml:space="preserve"> </w:t>
+            </w:r>
+            <w:r>
+              <w:rPr>
+                <w:b/>
+                <w:bCs/>
+              </w:rPr>
+              <w:t xml:space="preserve">Outcome regression</w:t>
+            </w:r>
+            <w:r>
+              <w:t xml:space="preserve"> </w:t>
+            </w:r>
+            <w:r>
+              <w:t xml:space="preserve">for causal inference:</w:t>
+            </w:r>
+          </w:p>
+          <w:p>
+            <w:pPr>
+              <w:pStyle w:val="Compact"/>
+              <w:numPr>
+                <w:ilvl w:val="0"/>
+                <w:numId w:val="1001"/>
+              </w:numPr>
+            </w:pPr>
+            <w:r>
+              <w:t xml:space="preserve">Fit a model for</w:t>
+            </w:r>
+            <w:r>
+              <w:t xml:space="preserve"> </w:t>
+            </w:r>
+            <m:oMath>
+              <m:r>
+                <m:t>E</m:t>
+              </m:r>
+              <m:r>
+                <m:rPr>
+                  <m:sty m:val="p"/>
+                </m:rPr>
+                <m:t>[</m:t>
+              </m:r>
+              <m:r>
+                <m:t>Y</m:t>
+              </m:r>
+              <m:r>
+                <m:rPr>
+                  <m:sty m:val="p"/>
+                </m:rPr>
+                <m:t>∣</m:t>
+              </m:r>
+              <m:r>
+                <m:t>A</m:t>
+              </m:r>
+              <m:r>
+                <m:rPr>
+                  <m:sty m:val="p"/>
+                </m:rPr>
+                <m:t>,</m:t>
+              </m:r>
+              <m:r>
+                <m:t>L</m:t>
+              </m:r>
+              <m:r>
+                <m:rPr>
+                  <m:sty m:val="p"/>
+                </m:rPr>
+                <m:t>]</m:t>
+              </m:r>
+            </m:oMath>
+          </w:p>
+          <w:p>
+            <w:pPr>
+              <w:pStyle w:val="Compact"/>
+              <w:numPr>
+                <w:ilvl w:val="0"/>
+                <w:numId w:val="1001"/>
+              </w:numPr>
+            </w:pPr>
+            <w:r>
+              <w:t xml:space="preserve">Use the model to compute standardized means (g-formula)</w:t>
+            </w:r>
+          </w:p>
+          <w:p>
+            <w:pPr>
+              <w:pStyle w:val="Compact"/>
+              <w:numPr>
+                <w:ilvl w:val="0"/>
+                <w:numId w:val="1001"/>
+              </w:numPr>
+            </w:pPr>
+            <w:r>
+              <w:t xml:space="preserve">Estimate causal effects as contrasts of standardized means</w:t>
+            </w:r>
+          </w:p>
+          <w:p>
+            <w:pPr>
+              <w:pStyle w:val="FirstParagraph"/>
+            </w:pPr>
+            <w:r>
+              <w:t xml:space="preserve">For simple cases, the treatment coefficient may approximate the causal effect, but this requires strong assumptions.</w:t>
+            </w:r>
+          </w:p>
+          <w:bookmarkEnd w:id="9"/>
+        </w:tc>
+      </w:tr>
+    </w:tbl>
     <w:bookmarkEnd w:id="10"/>
     <w:bookmarkStart w:id="11" w:name="X6971f592ee31278839e97783f2a2b744a3bd93b"/>
     <w:p>
@@ -1359,257 +1396,294 @@
         <w:t xml:space="preserve">is the probability of receiving treatment given confounders. It plays a central role in observational studies.</w:t>
       </w:r>
     </w:p>
-    <w:bookmarkStart w:id="14" w:name="def-propensity-score"/>
-    <w:p>
-      <w:pPr>
-        <w:pStyle w:val="BodyText"/>
-      </w:pPr>
-      <w:r>
-        <w:rPr>
-          <w:b/>
-          <w:bCs/>
-        </w:rPr>
-        <w:t xml:space="preserve">Definition 2 (Propensity Score)</w:t>
-      </w:r>
-      <w:r>
-        <w:t xml:space="preserve"> </w:t>
-      </w:r>
-      <w:r>
-        <w:t xml:space="preserve">The</w:t>
-      </w:r>
-      <w:r>
-        <w:t xml:space="preserve"> </w:t>
-      </w:r>
-      <w:r>
-        <w:rPr>
-          <w:b/>
-          <w:bCs/>
-        </w:rPr>
-        <w:t xml:space="preserve">propensity score</w:t>
-      </w:r>
-      <w:r>
-        <w:t xml:space="preserve"> </w:t>
-      </w:r>
-      <w:r>
-        <w:t xml:space="preserve">is:</w:t>
-      </w:r>
-    </w:p>
-    <w:p>
-      <w:pPr>
-        <w:pStyle w:val="BodyText"/>
-      </w:pPr>
-      <m:oMathPara>
-        <m:oMathParaPr>
-          <m:jc m:val="center"/>
-        </m:oMathParaPr>
-        <m:oMath>
-          <m:r>
-            <m:t>e</m:t>
-          </m:r>
-          <m:r>
-            <m:rPr>
-              <m:sty m:val="p"/>
-            </m:rPr>
-            <m:t>(</m:t>
-          </m:r>
-          <m:r>
-            <m:t>L</m:t>
-          </m:r>
-          <m:r>
-            <m:rPr>
-              <m:sty m:val="p"/>
-            </m:rPr>
-            <m:t>)</m:t>
-          </m:r>
-          <m:r>
-            <m:rPr>
-              <m:sty m:val="p"/>
-            </m:rPr>
-            <m:t>=</m:t>
-          </m:r>
-          <m:r>
-            <m:rPr>
-              <m:sty m:val="p"/>
-            </m:rPr>
-            <m:t>Pr</m:t>
-          </m:r>
-          <m:r>
-            <m:rPr>
-              <m:sty m:val="p"/>
-            </m:rPr>
-            <m:t>[</m:t>
-          </m:r>
-          <m:r>
-            <m:t>A</m:t>
-          </m:r>
-          <m:r>
-            <m:rPr>
-              <m:sty m:val="p"/>
-            </m:rPr>
-            <m:t>=</m:t>
-          </m:r>
-          <m:r>
-            <m:t>1</m:t>
-          </m:r>
-          <m:r>
-            <m:rPr>
-              <m:sty m:val="p"/>
-            </m:rPr>
-            <m:t>∣</m:t>
-          </m:r>
-          <m:r>
-            <m:t>L</m:t>
-          </m:r>
-          <m:r>
-            <m:rPr>
-              <m:sty m:val="p"/>
-            </m:rPr>
-            <m:t>]</m:t>
-          </m:r>
-        </m:oMath>
-      </m:oMathPara>
-    </w:p>
-    <w:p>
-      <w:pPr>
-        <w:pStyle w:val="FirstParagraph"/>
-      </w:pPr>
-      <w:r>
-        <w:t xml:space="preserve">For individual</w:t>
-      </w:r>
-      <w:r>
-        <w:t xml:space="preserve"> </w:t>
-      </w:r>
-      <m:oMath>
-        <m:r>
-          <m:t>i</m:t>
-        </m:r>
-      </m:oMath>
-      <w:r>
-        <w:t xml:space="preserve"> </w:t>
-      </w:r>
-      <w:r>
-        <w:t xml:space="preserve">with covariates</w:t>
-      </w:r>
-      <w:r>
-        <w:t xml:space="preserve"> </w:t>
-      </w:r>
-      <m:oMath>
-        <m:sSub>
-          <m:e>
-            <m:r>
-              <m:t>L</m:t>
-            </m:r>
-          </m:e>
-          <m:sub>
-            <m:r>
-              <m:t>i</m:t>
-            </m:r>
-          </m:sub>
-        </m:sSub>
-      </m:oMath>
-      <w:r>
-        <w:t xml:space="preserve">, the propensity score is</w:t>
-      </w:r>
-      <w:r>
-        <w:t xml:space="preserve"> </w:t>
-      </w:r>
-      <m:oMath>
-        <m:r>
-          <m:t>e</m:t>
-        </m:r>
-        <m:r>
-          <m:rPr>
-            <m:sty m:val="p"/>
-          </m:rPr>
-          <m:t>(</m:t>
-        </m:r>
-        <m:sSub>
-          <m:e>
-            <m:r>
-              <m:t>L</m:t>
-            </m:r>
-          </m:e>
-          <m:sub>
-            <m:r>
-              <m:t>i</m:t>
-            </m:r>
-          </m:sub>
-        </m:sSub>
-        <m:r>
-          <m:rPr>
-            <m:sty m:val="p"/>
-          </m:rPr>
-          <m:t>)</m:t>
-        </m:r>
-        <m:r>
-          <m:rPr>
-            <m:sty m:val="p"/>
-          </m:rPr>
-          <m:t>=</m:t>
-        </m:r>
-        <m:r>
-          <m:rPr>
-            <m:sty m:val="p"/>
-          </m:rPr>
-          <m:t>Pr</m:t>
-        </m:r>
-        <m:r>
-          <m:rPr>
-            <m:sty m:val="p"/>
-          </m:rPr>
-          <m:t>[</m:t>
-        </m:r>
-        <m:r>
-          <m:t>A</m:t>
-        </m:r>
-        <m:r>
-          <m:rPr>
-            <m:sty m:val="p"/>
-          </m:rPr>
-          <m:t>=</m:t>
-        </m:r>
-        <m:r>
-          <m:t>1</m:t>
-        </m:r>
-        <m:r>
-          <m:rPr>
-            <m:sty m:val="p"/>
-          </m:rPr>
-          <m:t>∣</m:t>
-        </m:r>
-        <m:r>
-          <m:t>L</m:t>
-        </m:r>
-        <m:r>
-          <m:rPr>
-            <m:sty m:val="p"/>
-          </m:rPr>
-          <m:t>=</m:t>
-        </m:r>
-        <m:sSub>
-          <m:e>
-            <m:r>
-              <m:t>L</m:t>
-            </m:r>
-          </m:e>
-          <m:sub>
-            <m:r>
-              <m:t>i</m:t>
-            </m:r>
-          </m:sub>
-        </m:sSub>
-        <m:r>
-          <m:rPr>
-            <m:sty m:val="p"/>
-          </m:rPr>
-          <m:t>]</m:t>
-        </m:r>
-      </m:oMath>
-      <w:r>
-        <w:t xml:space="preserve">.</w:t>
-      </w:r>
-    </w:p>
-    <w:bookmarkEnd w:id="14"/>
+    <w:tbl>
+      <w:tblPr>
+        <w:tblStyle w:val="Table"/>
+        <w:tblInd w:w="164" w:type="dxa"/>
+        <w:tblBorders>
+          <w:left w:val="single" w:sz="24" w:space="0" w:color="909090"/>
+        </w:tblBorders>
+        <w:tblCellMar>
+          <w:left w:w="0" w:type="dxa"/>
+          <w:right w:w="0" w:type="dxa"/>
+        </w:tblCellMar>
+        <w:tblLook w:firstRow="0" w:lastRow="0" w:firstColumn="0" w:lastColumn="0" w:noHBand="0" w:noVBand="0" w:val="0000"/>
+      </w:tblPr>
+      <w:tblGrid>
+        <w:gridCol w:w="7920"/>
+      </w:tblGrid>
+      <w:tr>
+        <w:trPr>
+          <w:cantSplit/>
+        </w:trPr>
+        <w:tc>
+          <w:tcPr>
+            <w:tcMar>
+              <w:left w:w="144" w:type="dxa"/>
+            </w:tcMar>
+          </w:tcPr>
+          <w:p>
+            <w:pPr>
+              <w:pStyle w:val="BodyText"/>
+            </w:pPr>
+            <w:pPr>
+              <w:spacing w:before="16" w:after="64"/>
+            </w:pPr>
+          </w:p>
+          <w:bookmarkStart w:id="14" w:name="def-propensity-score"/>
+          <w:p>
+            <w:pPr>
+              <w:pStyle w:val="BodyText"/>
+            </w:pPr>
+            <w:r>
+              <w:rPr>
+                <w:b/>
+                <w:bCs/>
+              </w:rPr>
+              <w:t xml:space="preserve">Definition 2 (Propensity Score)</w:t>
+            </w:r>
+            <w:r>
+              <w:t xml:space="preserve"> </w:t>
+            </w:r>
+            <w:r>
+              <w:t xml:space="preserve">The</w:t>
+            </w:r>
+            <w:r>
+              <w:t xml:space="preserve"> </w:t>
+            </w:r>
+            <w:r>
+              <w:rPr>
+                <w:b/>
+                <w:bCs/>
+              </w:rPr>
+              <w:t xml:space="preserve">propensity score</w:t>
+            </w:r>
+            <w:r>
+              <w:t xml:space="preserve"> </w:t>
+            </w:r>
+            <w:r>
+              <w:t xml:space="preserve">is:</w:t>
+            </w:r>
+          </w:p>
+          <w:p>
+            <w:pPr>
+              <w:pStyle w:val="BodyText"/>
+            </w:pPr>
+            <m:oMathPara>
+              <m:oMathParaPr>
+                <m:jc m:val="center"/>
+              </m:oMathParaPr>
+              <m:oMath>
+                <m:r>
+                  <m:t>e</m:t>
+                </m:r>
+                <m:r>
+                  <m:rPr>
+                    <m:sty m:val="p"/>
+                  </m:rPr>
+                  <m:t>(</m:t>
+                </m:r>
+                <m:r>
+                  <m:t>L</m:t>
+                </m:r>
+                <m:r>
+                  <m:rPr>
+                    <m:sty m:val="p"/>
+                  </m:rPr>
+                  <m:t>)</m:t>
+                </m:r>
+                <m:r>
+                  <m:rPr>
+                    <m:sty m:val="p"/>
+                  </m:rPr>
+                  <m:t>=</m:t>
+                </m:r>
+                <m:r>
+                  <m:rPr>
+                    <m:sty m:val="p"/>
+                  </m:rPr>
+                  <m:t>Pr</m:t>
+                </m:r>
+                <m:r>
+                  <m:rPr>
+                    <m:sty m:val="p"/>
+                  </m:rPr>
+                  <m:t>[</m:t>
+                </m:r>
+                <m:r>
+                  <m:t>A</m:t>
+                </m:r>
+                <m:r>
+                  <m:rPr>
+                    <m:sty m:val="p"/>
+                  </m:rPr>
+                  <m:t>=</m:t>
+                </m:r>
+                <m:r>
+                  <m:t>1</m:t>
+                </m:r>
+                <m:r>
+                  <m:rPr>
+                    <m:sty m:val="p"/>
+                  </m:rPr>
+                  <m:t>∣</m:t>
+                </m:r>
+                <m:r>
+                  <m:t>L</m:t>
+                </m:r>
+                <m:r>
+                  <m:rPr>
+                    <m:sty m:val="p"/>
+                  </m:rPr>
+                  <m:t>]</m:t>
+                </m:r>
+              </m:oMath>
+            </m:oMathPara>
+          </w:p>
+          <w:p>
+            <w:pPr>
+              <w:pStyle w:val="FirstParagraph"/>
+            </w:pPr>
+            <w:r>
+              <w:t xml:space="preserve">For individual</w:t>
+            </w:r>
+            <w:r>
+              <w:t xml:space="preserve"> </w:t>
+            </w:r>
+            <m:oMath>
+              <m:r>
+                <m:t>i</m:t>
+              </m:r>
+            </m:oMath>
+            <w:r>
+              <w:t xml:space="preserve"> </w:t>
+            </w:r>
+            <w:r>
+              <w:t xml:space="preserve">with covariates</w:t>
+            </w:r>
+            <w:r>
+              <w:t xml:space="preserve"> </w:t>
+            </w:r>
+            <m:oMath>
+              <m:sSub>
+                <m:e>
+                  <m:r>
+                    <m:t>L</m:t>
+                  </m:r>
+                </m:e>
+                <m:sub>
+                  <m:r>
+                    <m:t>i</m:t>
+                  </m:r>
+                </m:sub>
+              </m:sSub>
+            </m:oMath>
+            <w:r>
+              <w:t xml:space="preserve">, the propensity score is</w:t>
+            </w:r>
+            <w:r>
+              <w:t xml:space="preserve"> </w:t>
+            </w:r>
+            <m:oMath>
+              <m:r>
+                <m:t>e</m:t>
+              </m:r>
+              <m:r>
+                <m:rPr>
+                  <m:sty m:val="p"/>
+                </m:rPr>
+                <m:t>(</m:t>
+              </m:r>
+              <m:sSub>
+                <m:e>
+                  <m:r>
+                    <m:t>L</m:t>
+                  </m:r>
+                </m:e>
+                <m:sub>
+                  <m:r>
+                    <m:t>i</m:t>
+                  </m:r>
+                </m:sub>
+              </m:sSub>
+              <m:r>
+                <m:rPr>
+                  <m:sty m:val="p"/>
+                </m:rPr>
+                <m:t>)</m:t>
+              </m:r>
+              <m:r>
+                <m:rPr>
+                  <m:sty m:val="p"/>
+                </m:rPr>
+                <m:t>=</m:t>
+              </m:r>
+              <m:r>
+                <m:rPr>
+                  <m:sty m:val="p"/>
+                </m:rPr>
+                <m:t>Pr</m:t>
+              </m:r>
+              <m:r>
+                <m:rPr>
+                  <m:sty m:val="p"/>
+                </m:rPr>
+                <m:t>[</m:t>
+              </m:r>
+              <m:r>
+                <m:t>A</m:t>
+              </m:r>
+              <m:r>
+                <m:rPr>
+                  <m:sty m:val="p"/>
+                </m:rPr>
+                <m:t>=</m:t>
+              </m:r>
+              <m:r>
+                <m:t>1</m:t>
+              </m:r>
+              <m:r>
+                <m:rPr>
+                  <m:sty m:val="p"/>
+                </m:rPr>
+                <m:t>∣</m:t>
+              </m:r>
+              <m:r>
+                <m:t>L</m:t>
+              </m:r>
+              <m:r>
+                <m:rPr>
+                  <m:sty m:val="p"/>
+                </m:rPr>
+                <m:t>=</m:t>
+              </m:r>
+              <m:sSub>
+                <m:e>
+                  <m:r>
+                    <m:t>L</m:t>
+                  </m:r>
+                </m:e>
+                <m:sub>
+                  <m:r>
+                    <m:t>i</m:t>
+                  </m:r>
+                </m:sub>
+              </m:sSub>
+              <m:r>
+                <m:rPr>
+                  <m:sty m:val="p"/>
+                </m:rPr>
+                <m:t>]</m:t>
+              </m:r>
+            </m:oMath>
+            <w:r>
+              <w:t xml:space="preserve">.</w:t>
+            </w:r>
+          </w:p>
+          <w:bookmarkEnd w:id="14"/>
+        </w:tc>
+      </w:tr>
+    </w:tbl>
     <w:bookmarkStart w:id="15" w:name="balancing-property"/>
     <w:p>
       <w:pPr>

--- a/chapters/15-outcome-regression-propensity-scores.docx
+++ b/chapters/15-outcome-regression-propensity-scores.docx
@@ -230,41 +230,43 @@
             </w:r>
             <m:oMath>
               <m:r>
-                <m:t>E</m:t>
-              </m:r>
-              <m:r>
                 <m:rPr>
+                  <m:nor/>
                   <m:sty m:val="p"/>
                 </m:rPr>
-                <m:t>[</m:t>
-              </m:r>
-              <m:r>
-                <m:t>Y</m:t>
-              </m:r>
-              <m:r>
-                <m:rPr>
-                  <m:sty m:val="p"/>
-                </m:rPr>
-                <m:t>∣</m:t>
-              </m:r>
-              <m:r>
-                <m:t>A</m:t>
-              </m:r>
-              <m:r>
-                <m:rPr>
-                  <m:sty m:val="p"/>
-                </m:rPr>
-                <m:t>,</m:t>
-              </m:r>
-              <m:r>
-                <m:t>L</m:t>
-              </m:r>
-              <m:r>
-                <m:rPr>
-                  <m:sty m:val="p"/>
-                </m:rPr>
-                <m:t>]</m:t>
-              </m:r>
+                <m:t>E</m:t>
+              </m:r>
+              <m:d>
+                <m:dPr>
+                  <m:begChr m:val="["/>
+                  <m:sepChr m:val=""/>
+                  <m:endChr m:val="]"/>
+                  <m:grow/>
+                </m:dPr>
+                <m:e>
+                  <m:r>
+                    <m:t>Y</m:t>
+                  </m:r>
+                  <m:r>
+                    <m:rPr>
+                      <m:sty m:val="p"/>
+                    </m:rPr>
+                    <m:t>∣</m:t>
+                  </m:r>
+                  <m:r>
+                    <m:t>A</m:t>
+                  </m:r>
+                  <m:r>
+                    <m:rPr>
+                      <m:sty m:val="p"/>
+                    </m:rPr>
+                    <m:t>,</m:t>
+                  </m:r>
+                  <m:r>
+                    <m:t>L</m:t>
+                  </m:r>
+                </m:e>
+              </m:d>
             </m:oMath>
           </w:p>
           <w:p>
@@ -332,41 +334,43 @@
       </w:r>
       <m:oMath>
         <m:r>
+          <m:rPr>
+            <m:nor/>
+            <m:sty m:val="p"/>
+          </m:rPr>
           <m:t>E</m:t>
         </m:r>
-        <m:r>
-          <m:rPr>
-            <m:sty m:val="p"/>
-          </m:rPr>
-          <m:t>[</m:t>
-        </m:r>
-        <m:r>
-          <m:t>Y</m:t>
-        </m:r>
-        <m:r>
-          <m:rPr>
-            <m:sty m:val="p"/>
-          </m:rPr>
-          <m:t>∣</m:t>
-        </m:r>
-        <m:r>
-          <m:t>A</m:t>
-        </m:r>
-        <m:r>
-          <m:rPr>
-            <m:sty m:val="p"/>
-          </m:rPr>
-          <m:t>,</m:t>
-        </m:r>
-        <m:r>
-          <m:t>L</m:t>
-        </m:r>
-        <m:r>
-          <m:rPr>
-            <m:sty m:val="p"/>
-          </m:rPr>
-          <m:t>]</m:t>
-        </m:r>
+        <m:d>
+          <m:dPr>
+            <m:begChr m:val="["/>
+            <m:sepChr m:val=""/>
+            <m:endChr m:val="]"/>
+            <m:grow/>
+          </m:dPr>
+          <m:e>
+            <m:r>
+              <m:t>Y</m:t>
+            </m:r>
+            <m:r>
+              <m:rPr>
+                <m:sty m:val="p"/>
+              </m:rPr>
+              <m:t>∣</m:t>
+            </m:r>
+            <m:r>
+              <m:t>A</m:t>
+            </m:r>
+            <m:r>
+              <m:rPr>
+                <m:sty m:val="p"/>
+              </m:rPr>
+              <m:t>,</m:t>
+            </m:r>
+            <m:r>
+              <m:t>L</m:t>
+            </m:r>
+          </m:e>
+        </m:d>
         <m:r>
           <m:rPr>
             <m:sty m:val="p"/>
@@ -474,41 +478,43 @@
           <m:t>=</m:t>
         </m:r>
         <m:r>
+          <m:rPr>
+            <m:nor/>
+            <m:sty m:val="p"/>
+          </m:rPr>
           <m:t>E</m:t>
         </m:r>
-        <m:r>
-          <m:rPr>
-            <m:sty m:val="p"/>
-          </m:rPr>
-          <m:t>[</m:t>
-        </m:r>
-        <m:sSup>
+        <m:d>
+          <m:dPr>
+            <m:begChr m:val="["/>
+            <m:sepChr m:val=""/>
+            <m:endChr m:val="]"/>
+            <m:grow/>
+          </m:dPr>
           <m:e>
-            <m:r>
-              <m:t>Y</m:t>
-            </m:r>
+            <m:sSup>
+              <m:e>
+                <m:r>
+                  <m:t>Y</m:t>
+                </m:r>
+              </m:e>
+              <m:sup>
+                <m:r>
+                  <m:t>a</m:t>
+                </m:r>
+                <m:r>
+                  <m:rPr>
+                    <m:sty m:val="p"/>
+                  </m:rPr>
+                  <m:t>=</m:t>
+                </m:r>
+                <m:r>
+                  <m:t>1</m:t>
+                </m:r>
+              </m:sup>
+            </m:sSup>
           </m:e>
-          <m:sup>
-            <m:r>
-              <m:t>a</m:t>
-            </m:r>
-            <m:r>
-              <m:rPr>
-                <m:sty m:val="p"/>
-              </m:rPr>
-              <m:t>=</m:t>
-            </m:r>
-            <m:r>
-              <m:t>1</m:t>
-            </m:r>
-          </m:sup>
-        </m:sSup>
-        <m:r>
-          <m:rPr>
-            <m:sty m:val="p"/>
-          </m:rPr>
-          <m:t>]</m:t>
-        </m:r>
+        </m:d>
         <m:r>
           <m:rPr>
             <m:sty m:val="p"/>
@@ -516,41 +522,43 @@
           <m:t>−</m:t>
         </m:r>
         <m:r>
+          <m:rPr>
+            <m:nor/>
+            <m:sty m:val="p"/>
+          </m:rPr>
           <m:t>E</m:t>
         </m:r>
-        <m:r>
-          <m:rPr>
-            <m:sty m:val="p"/>
-          </m:rPr>
-          <m:t>[</m:t>
-        </m:r>
-        <m:sSup>
+        <m:d>
+          <m:dPr>
+            <m:begChr m:val="["/>
+            <m:sepChr m:val=""/>
+            <m:endChr m:val="]"/>
+            <m:grow/>
+          </m:dPr>
           <m:e>
-            <m:r>
-              <m:t>Y</m:t>
-            </m:r>
+            <m:sSup>
+              <m:e>
+                <m:r>
+                  <m:t>Y</m:t>
+                </m:r>
+              </m:e>
+              <m:sup>
+                <m:r>
+                  <m:t>a</m:t>
+                </m:r>
+                <m:r>
+                  <m:rPr>
+                    <m:sty m:val="p"/>
+                  </m:rPr>
+                  <m:t>=</m:t>
+                </m:r>
+                <m:r>
+                  <m:t>0</m:t>
+                </m:r>
+              </m:sup>
+            </m:sSup>
           </m:e>
-          <m:sup>
-            <m:r>
-              <m:t>a</m:t>
-            </m:r>
-            <m:r>
-              <m:rPr>
-                <m:sty m:val="p"/>
-              </m:rPr>
-              <m:t>=</m:t>
-            </m:r>
-            <m:r>
-              <m:t>0</m:t>
-            </m:r>
-          </m:sup>
-        </m:sSup>
-        <m:r>
-          <m:rPr>
-            <m:sty m:val="p"/>
-          </m:rPr>
-          <m:t>]</m:t>
-        </m:r>
+        </m:d>
       </m:oMath>
       <w:r>
         <w:t xml:space="preserve">?</w:t>
@@ -944,45 +952,47 @@
         </m:oMathParaPr>
         <m:oMath>
           <m:r>
-            <m:t>E</m:t>
-          </m:r>
-          <m:r>
-            <m:rPr>
-              <m:sty m:val="p"/>
-            </m:rPr>
-            <m:t>[</m:t>
-          </m:r>
-          <m:r>
             <m:rPr>
               <m:nor/>
               <m:sty m:val="p"/>
             </m:rPr>
-            <m:t>Weight Change</m:t>
-          </m:r>
-          <m:r>
-            <m:rPr>
-              <m:sty m:val="p"/>
-            </m:rPr>
-            <m:t>∣</m:t>
-          </m:r>
-          <m:r>
-            <m:t>A</m:t>
-          </m:r>
-          <m:r>
-            <m:rPr>
-              <m:sty m:val="p"/>
-            </m:rPr>
-            <m:t>,</m:t>
-          </m:r>
-          <m:r>
-            <m:t>L</m:t>
-          </m:r>
-          <m:r>
-            <m:rPr>
-              <m:sty m:val="p"/>
-            </m:rPr>
-            <m:t>]</m:t>
-          </m:r>
+            <m:t>E</m:t>
+          </m:r>
+          <m:d>
+            <m:dPr>
+              <m:begChr m:val="["/>
+              <m:sepChr m:val=""/>
+              <m:endChr m:val="]"/>
+              <m:grow/>
+            </m:dPr>
+            <m:e>
+              <m:r>
+                <m:rPr>
+                  <m:nor/>
+                  <m:sty m:val="p"/>
+                </m:rPr>
+                <m:t>Weight Change</m:t>
+              </m:r>
+              <m:r>
+                <m:rPr>
+                  <m:sty m:val="p"/>
+                </m:rPr>
+                <m:t>∣</m:t>
+              </m:r>
+              <m:r>
+                <m:t>A</m:t>
+              </m:r>
+              <m:r>
+                <m:rPr>
+                  <m:sty m:val="p"/>
+                </m:rPr>
+                <m:t>,</m:t>
+              </m:r>
+              <m:r>
+                <m:t>L</m:t>
+              </m:r>
+            </m:e>
+          </m:d>
           <m:r>
             <m:rPr>
               <m:sty m:val="p"/>
@@ -1190,41 +1200,43 @@
         </m:oMathParaPr>
         <m:oMath>
           <m:r>
-            <m:t>E</m:t>
-          </m:r>
-          <m:r>
             <m:rPr>
+              <m:nor/>
               <m:sty m:val="p"/>
             </m:rPr>
-            <m:t>[</m:t>
-          </m:r>
-          <m:r>
-            <m:t>Y</m:t>
-          </m:r>
-          <m:r>
-            <m:rPr>
-              <m:sty m:val="p"/>
-            </m:rPr>
-            <m:t>∣</m:t>
-          </m:r>
-          <m:r>
-            <m:t>A</m:t>
-          </m:r>
-          <m:r>
-            <m:rPr>
-              <m:sty m:val="p"/>
-            </m:rPr>
-            <m:t>,</m:t>
-          </m:r>
-          <m:r>
-            <m:t>L</m:t>
-          </m:r>
-          <m:r>
-            <m:rPr>
-              <m:sty m:val="p"/>
-            </m:rPr>
-            <m:t>]</m:t>
-          </m:r>
+            <m:t>E</m:t>
+          </m:r>
+          <m:d>
+            <m:dPr>
+              <m:begChr m:val="["/>
+              <m:sepChr m:val=""/>
+              <m:endChr m:val="]"/>
+              <m:grow/>
+            </m:dPr>
+            <m:e>
+              <m:r>
+                <m:t>Y</m:t>
+              </m:r>
+              <m:r>
+                <m:rPr>
+                  <m:sty m:val="p"/>
+                </m:rPr>
+                <m:t>∣</m:t>
+              </m:r>
+              <m:r>
+                <m:t>A</m:t>
+              </m:r>
+              <m:r>
+                <m:rPr>
+                  <m:sty m:val="p"/>
+                </m:rPr>
+                <m:t>,</m:t>
+              </m:r>
+              <m:r>
+                <m:t>L</m:t>
+              </m:r>
+            </m:e>
+          </m:d>
           <m:r>
             <m:rPr>
               <m:sty m:val="p"/>
@@ -2676,59 +2688,61 @@
           </m:accPr>
           <m:e>
             <m:r>
+              <m:rPr>
+                <m:nor/>
+                <m:sty m:val="p"/>
+              </m:rPr>
               <m:t>E</m:t>
             </m:r>
           </m:e>
         </m:acc>
-        <m:r>
-          <m:rPr>
-            <m:sty m:val="p"/>
-          </m:rPr>
-          <m:t>[</m:t>
-        </m:r>
-        <m:r>
-          <m:t>Y</m:t>
-        </m:r>
-        <m:r>
-          <m:rPr>
-            <m:sty m:val="p"/>
-          </m:rPr>
-          <m:t>∣</m:t>
-        </m:r>
-        <m:r>
-          <m:t>A</m:t>
-        </m:r>
-        <m:r>
-          <m:rPr>
-            <m:sty m:val="p"/>
-          </m:rPr>
-          <m:t>=</m:t>
-        </m:r>
-        <m:r>
-          <m:t>a</m:t>
-        </m:r>
-        <m:r>
-          <m:rPr>
-            <m:sty m:val="p"/>
-          </m:rPr>
-          <m:t>,</m:t>
-        </m:r>
-        <m:r>
-          <m:rPr>
-            <m:nor/>
-            <m:sty m:val="p"/>
-          </m:rPr>
-          <m:t>stratum </m:t>
-        </m:r>
-        <m:r>
-          <m:t>s</m:t>
-        </m:r>
-        <m:r>
-          <m:rPr>
-            <m:sty m:val="p"/>
-          </m:rPr>
-          <m:t>]</m:t>
-        </m:r>
+        <m:d>
+          <m:dPr>
+            <m:begChr m:val="["/>
+            <m:sepChr m:val=""/>
+            <m:endChr m:val="]"/>
+            <m:grow/>
+          </m:dPr>
+          <m:e>
+            <m:r>
+              <m:t>Y</m:t>
+            </m:r>
+            <m:r>
+              <m:rPr>
+                <m:sty m:val="p"/>
+              </m:rPr>
+              <m:t>∣</m:t>
+            </m:r>
+            <m:r>
+              <m:t>A</m:t>
+            </m:r>
+            <m:r>
+              <m:rPr>
+                <m:sty m:val="p"/>
+              </m:rPr>
+              <m:t>=</m:t>
+            </m:r>
+            <m:r>
+              <m:t>a</m:t>
+            </m:r>
+            <m:r>
+              <m:rPr>
+                <m:sty m:val="p"/>
+              </m:rPr>
+              <m:t>,</m:t>
+            </m:r>
+            <m:r>
+              <m:rPr>
+                <m:nor/>
+                <m:sty m:val="p"/>
+              </m:rPr>
+              <m:t>stratum </m:t>
+            </m:r>
+            <m:r>
+              <m:t>s</m:t>
+            </m:r>
+          </m:e>
+        </m:d>
       </m:oMath>
     </w:p>
     <w:p>
@@ -2758,34 +2772,36 @@
             </m:accPr>
             <m:e>
               <m:r>
+                <m:rPr>
+                  <m:nor/>
+                  <m:sty m:val="p"/>
+                </m:rPr>
                 <m:t>E</m:t>
               </m:r>
             </m:e>
           </m:acc>
-          <m:r>
-            <m:rPr>
-              <m:sty m:val="p"/>
-            </m:rPr>
-            <m:t>[</m:t>
-          </m:r>
-          <m:sSup>
+          <m:d>
+            <m:dPr>
+              <m:begChr m:val="["/>
+              <m:sepChr m:val=""/>
+              <m:endChr m:val="]"/>
+              <m:grow/>
+            </m:dPr>
             <m:e>
-              <m:r>
-                <m:t>Y</m:t>
-              </m:r>
+              <m:sSup>
+                <m:e>
+                  <m:r>
+                    <m:t>Y</m:t>
+                  </m:r>
+                </m:e>
+                <m:sup>
+                  <m:r>
+                    <m:t>a</m:t>
+                  </m:r>
+                </m:sup>
+              </m:sSup>
             </m:e>
-            <m:sup>
-              <m:r>
-                <m:t>a</m:t>
-              </m:r>
-            </m:sup>
-          </m:sSup>
-          <m:r>
-            <m:rPr>
-              <m:sty m:val="p"/>
-            </m:rPr>
-            <m:t>]</m:t>
-          </m:r>
+          </m:d>
           <m:r>
             <m:rPr>
               <m:sty m:val="p"/>
@@ -2825,61 +2841,63 @@
                 </m:accPr>
                 <m:e>
                   <m:r>
+                    <m:rPr>
+                      <m:nor/>
+                      <m:sty m:val="p"/>
+                    </m:rPr>
                     <m:t>E</m:t>
                   </m:r>
                 </m:e>
               </m:acc>
             </m:e>
           </m:nary>
-          <m:r>
-            <m:rPr>
-              <m:sty m:val="p"/>
-            </m:rPr>
-            <m:t>[</m:t>
-          </m:r>
-          <m:r>
-            <m:t>Y</m:t>
-          </m:r>
-          <m:r>
-            <m:rPr>
-              <m:sty m:val="p"/>
-            </m:rPr>
-            <m:t>∣</m:t>
-          </m:r>
-          <m:r>
-            <m:t>A</m:t>
-          </m:r>
-          <m:r>
-            <m:rPr>
-              <m:sty m:val="p"/>
-            </m:rPr>
-            <m:t>=</m:t>
-          </m:r>
-          <m:r>
-            <m:t>a</m:t>
-          </m:r>
-          <m:r>
-            <m:rPr>
-              <m:sty m:val="p"/>
-            </m:rPr>
-            <m:t>,</m:t>
-          </m:r>
-          <m:r>
-            <m:rPr>
-              <m:nor/>
-              <m:sty m:val="p"/>
-            </m:rPr>
-            <m:t>stratum </m:t>
-          </m:r>
-          <m:r>
-            <m:t>s</m:t>
-          </m:r>
-          <m:r>
-            <m:rPr>
-              <m:sty m:val="p"/>
-            </m:rPr>
-            <m:t>]</m:t>
-          </m:r>
+          <m:d>
+            <m:dPr>
+              <m:begChr m:val="["/>
+              <m:sepChr m:val=""/>
+              <m:endChr m:val="]"/>
+              <m:grow/>
+            </m:dPr>
+            <m:e>
+              <m:r>
+                <m:t>Y</m:t>
+              </m:r>
+              <m:r>
+                <m:rPr>
+                  <m:sty m:val="p"/>
+                </m:rPr>
+                <m:t>∣</m:t>
+              </m:r>
+              <m:r>
+                <m:t>A</m:t>
+              </m:r>
+              <m:r>
+                <m:rPr>
+                  <m:sty m:val="p"/>
+                </m:rPr>
+                <m:t>=</m:t>
+              </m:r>
+              <m:r>
+                <m:t>a</m:t>
+              </m:r>
+              <m:r>
+                <m:rPr>
+                  <m:sty m:val="p"/>
+                </m:rPr>
+                <m:t>,</m:t>
+              </m:r>
+              <m:r>
+                <m:rPr>
+                  <m:nor/>
+                  <m:sty m:val="p"/>
+                </m:rPr>
+                <m:t>stratum </m:t>
+              </m:r>
+              <m:r>
+                <m:t>s</m:t>
+              </m:r>
+            </m:e>
+          </m:d>
           <m:r>
             <m:rPr>
               <m:sty m:val="p"/>
@@ -4137,79 +4155,83 @@
       </w:r>
       <m:oMath>
         <m:r>
+          <m:rPr>
+            <m:nor/>
+            <m:sty m:val="p"/>
+          </m:rPr>
           <m:t>E</m:t>
         </m:r>
-        <m:r>
-          <m:rPr>
-            <m:sty m:val="p"/>
-          </m:rPr>
-          <m:t>[</m:t>
-        </m:r>
-        <m:sSup>
+        <m:d>
+          <m:dPr>
+            <m:begChr m:val="["/>
+            <m:sepChr m:val=""/>
+            <m:endChr m:val="]"/>
+            <m:grow/>
+          </m:dPr>
           <m:e>
+            <m:sSup>
+              <m:e>
+                <m:r>
+                  <m:t>Y</m:t>
+                </m:r>
+              </m:e>
+              <m:sup>
+                <m:r>
+                  <m:t>a</m:t>
+                </m:r>
+              </m:sup>
+            </m:sSup>
+          </m:e>
+        </m:d>
+      </m:oMath>
+      <w:r>
+        <w:t xml:space="preserve"> </w:t>
+      </w:r>
+      <w:r>
+        <w:t xml:space="preserve">or</w:t>
+      </w:r>
+      <w:r>
+        <w:t xml:space="preserve"> </w:t>
+      </w:r>
+      <m:oMath>
+        <m:r>
+          <m:rPr>
+            <m:nor/>
+            <m:sty m:val="p"/>
+          </m:rPr>
+          <m:t>E</m:t>
+        </m:r>
+        <m:d>
+          <m:dPr>
+            <m:begChr m:val="["/>
+            <m:sepChr m:val=""/>
+            <m:endChr m:val="]"/>
+            <m:grow/>
+          </m:dPr>
+          <m:e>
+            <m:sSup>
+              <m:e>
+                <m:r>
+                  <m:t>Y</m:t>
+                </m:r>
+              </m:e>
+              <m:sup>
+                <m:r>
+                  <m:t>a</m:t>
+                </m:r>
+              </m:sup>
+            </m:sSup>
             <m:r>
-              <m:t>Y</m:t>
+              <m:rPr>
+                <m:sty m:val="p"/>
+              </m:rPr>
+              <m:t>∣</m:t>
+            </m:r>
+            <m:r>
+              <m:t>V</m:t>
             </m:r>
           </m:e>
-          <m:sup>
-            <m:r>
-              <m:t>a</m:t>
-            </m:r>
-          </m:sup>
-        </m:sSup>
-        <m:r>
-          <m:rPr>
-            <m:sty m:val="p"/>
-          </m:rPr>
-          <m:t>]</m:t>
-        </m:r>
-      </m:oMath>
-      <w:r>
-        <w:t xml:space="preserve"> </w:t>
-      </w:r>
-      <w:r>
-        <w:t xml:space="preserve">or</w:t>
-      </w:r>
-      <w:r>
-        <w:t xml:space="preserve"> </w:t>
-      </w:r>
-      <m:oMath>
-        <m:r>
-          <m:t>E</m:t>
-        </m:r>
-        <m:r>
-          <m:rPr>
-            <m:sty m:val="p"/>
-          </m:rPr>
-          <m:t>[</m:t>
-        </m:r>
-        <m:sSup>
-          <m:e>
-            <m:r>
-              <m:t>Y</m:t>
-            </m:r>
-          </m:e>
-          <m:sup>
-            <m:r>
-              <m:t>a</m:t>
-            </m:r>
-          </m:sup>
-        </m:sSup>
-        <m:r>
-          <m:rPr>
-            <m:sty m:val="p"/>
-          </m:rPr>
-          <m:t>∣</m:t>
-        </m:r>
-        <m:r>
-          <m:t>V</m:t>
-        </m:r>
-        <m:r>
-          <m:rPr>
-            <m:sty m:val="p"/>
-          </m:rPr>
-          <m:t>]</m:t>
-        </m:r>
+        </m:d>
       </m:oMath>
     </w:p>
     <w:bookmarkEnd w:id="26"/>
@@ -4523,32 +4545,34 @@
         </m:oMathParaPr>
         <m:oMath>
           <m:r>
-            <m:t>E</m:t>
-          </m:r>
-          <m:r>
             <m:rPr>
+              <m:nor/>
               <m:sty m:val="p"/>
             </m:rPr>
-            <m:t>[</m:t>
-          </m:r>
-          <m:sSup>
+            <m:t>E</m:t>
+          </m:r>
+          <m:d>
+            <m:dPr>
+              <m:begChr m:val="["/>
+              <m:sepChr m:val=""/>
+              <m:endChr m:val="]"/>
+              <m:grow/>
+            </m:dPr>
             <m:e>
-              <m:r>
-                <m:t>Y</m:t>
-              </m:r>
+              <m:sSup>
+                <m:e>
+                  <m:r>
+                    <m:t>Y</m:t>
+                  </m:r>
+                </m:e>
+                <m:sup>
+                  <m:r>
+                    <m:t>a</m:t>
+                  </m:r>
+                </m:sup>
+              </m:sSup>
             </m:e>
-            <m:sup>
-              <m:r>
-                <m:t>a</m:t>
-              </m:r>
-            </m:sup>
-          </m:sSup>
-          <m:r>
-            <m:rPr>
-              <m:sty m:val="p"/>
-            </m:rPr>
-            <m:t>]</m:t>
-          </m:r>
+          </m:d>
           <m:r>
             <m:rPr>
               <m:sty m:val="p"/>
@@ -4949,34 +4973,36 @@
             </m:accPr>
             <m:e>
               <m:r>
+                <m:rPr>
+                  <m:nor/>
+                  <m:sty m:val="p"/>
+                </m:rPr>
                 <m:t>E</m:t>
               </m:r>
             </m:e>
           </m:acc>
-          <m:r>
-            <m:rPr>
-              <m:sty m:val="p"/>
-            </m:rPr>
-            <m:t>[</m:t>
-          </m:r>
-          <m:sSup>
+          <m:d>
+            <m:dPr>
+              <m:begChr m:val="["/>
+              <m:sepChr m:val=""/>
+              <m:endChr m:val="]"/>
+              <m:grow/>
+            </m:dPr>
             <m:e>
-              <m:r>
-                <m:t>Y</m:t>
-              </m:r>
+              <m:sSup>
+                <m:e>
+                  <m:r>
+                    <m:t>Y</m:t>
+                  </m:r>
+                </m:e>
+                <m:sup>
+                  <m:r>
+                    <m:t>a</m:t>
+                  </m:r>
+                </m:sup>
+              </m:sSup>
             </m:e>
-            <m:sup>
-              <m:r>
-                <m:t>a</m:t>
-              </m:r>
-            </m:sup>
-          </m:sSup>
-          <m:r>
-            <m:rPr>
-              <m:sty m:val="p"/>
-            </m:rPr>
-            <m:t>]</m:t>
-          </m:r>
+          </m:d>
           <m:r>
             <m:rPr>
               <m:sty m:val="p"/>
@@ -5348,52 +5374,54 @@
           </m:accPr>
           <m:e>
             <m:r>
+              <m:rPr>
+                <m:nor/>
+                <m:sty m:val="p"/>
+              </m:rPr>
               <m:t>E</m:t>
             </m:r>
           </m:e>
         </m:acc>
-        <m:r>
-          <m:rPr>
-            <m:sty m:val="p"/>
-          </m:rPr>
-          <m:t>[</m:t>
-        </m:r>
-        <m:r>
-          <m:t>Y</m:t>
-        </m:r>
-        <m:r>
-          <m:rPr>
-            <m:sty m:val="p"/>
-          </m:rPr>
-          <m:t>∣</m:t>
-        </m:r>
-        <m:r>
-          <m:t>A</m:t>
-        </m:r>
-        <m:r>
-          <m:rPr>
-            <m:sty m:val="p"/>
-          </m:rPr>
-          <m:t>=</m:t>
-        </m:r>
-        <m:r>
-          <m:t>a</m:t>
-        </m:r>
-        <m:r>
-          <m:rPr>
-            <m:sty m:val="p"/>
-          </m:rPr>
-          <m:t>,</m:t>
-        </m:r>
-        <m:r>
-          <m:t>L</m:t>
-        </m:r>
-        <m:r>
-          <m:rPr>
-            <m:sty m:val="p"/>
-          </m:rPr>
-          <m:t>]</m:t>
-        </m:r>
+        <m:d>
+          <m:dPr>
+            <m:begChr m:val="["/>
+            <m:sepChr m:val=""/>
+            <m:endChr m:val="]"/>
+            <m:grow/>
+          </m:dPr>
+          <m:e>
+            <m:r>
+              <m:t>Y</m:t>
+            </m:r>
+            <m:r>
+              <m:rPr>
+                <m:sty m:val="p"/>
+              </m:rPr>
+              <m:t>∣</m:t>
+            </m:r>
+            <m:r>
+              <m:t>A</m:t>
+            </m:r>
+            <m:r>
+              <m:rPr>
+                <m:sty m:val="p"/>
+              </m:rPr>
+              <m:t>=</m:t>
+            </m:r>
+            <m:r>
+              <m:t>a</m:t>
+            </m:r>
+            <m:r>
+              <m:rPr>
+                <m:sty m:val="p"/>
+              </m:rPr>
+              <m:t>,</m:t>
+            </m:r>
+            <m:r>
+              <m:t>L</m:t>
+            </m:r>
+          </m:e>
+        </m:d>
       </m:oMath>
       <w:r>
         <w:t xml:space="preserve"> </w:t>
@@ -6607,41 +6635,43 @@
       </w:r>
       <m:oMath>
         <m:r>
+          <m:rPr>
+            <m:nor/>
+            <m:sty m:val="p"/>
+          </m:rPr>
           <m:t>E</m:t>
         </m:r>
-        <m:r>
-          <m:rPr>
-            <m:sty m:val="p"/>
-          </m:rPr>
-          <m:t>[</m:t>
-        </m:r>
-        <m:r>
-          <m:t>Y</m:t>
-        </m:r>
-        <m:r>
-          <m:rPr>
-            <m:sty m:val="p"/>
-          </m:rPr>
-          <m:t>∣</m:t>
-        </m:r>
-        <m:r>
-          <m:t>A</m:t>
-        </m:r>
-        <m:r>
-          <m:rPr>
-            <m:sty m:val="p"/>
-          </m:rPr>
-          <m:t>,</m:t>
-        </m:r>
-        <m:r>
-          <m:t>L</m:t>
-        </m:r>
-        <m:r>
-          <m:rPr>
-            <m:sty m:val="p"/>
-          </m:rPr>
-          <m:t>]</m:t>
-        </m:r>
+        <m:d>
+          <m:dPr>
+            <m:begChr m:val="["/>
+            <m:sepChr m:val=""/>
+            <m:endChr m:val="]"/>
+            <m:grow/>
+          </m:dPr>
+          <m:e>
+            <m:r>
+              <m:t>Y</m:t>
+            </m:r>
+            <m:r>
+              <m:rPr>
+                <m:sty m:val="p"/>
+              </m:rPr>
+              <m:t>∣</m:t>
+            </m:r>
+            <m:r>
+              <m:t>A</m:t>
+            </m:r>
+            <m:r>
+              <m:rPr>
+                <m:sty m:val="p"/>
+              </m:rPr>
+              <m:t>,</m:t>
+            </m:r>
+            <m:r>
+              <m:t>L</m:t>
+            </m:r>
+          </m:e>
+        </m:d>
       </m:oMath>
       <w:r>
         <w:t xml:space="preserve"> </w:t>
@@ -6936,41 +6966,43 @@
             </w:pPr>
             <m:oMath>
               <m:r>
-                <m:t>E</m:t>
-              </m:r>
-              <m:r>
                 <m:rPr>
+                  <m:nor/>
                   <m:sty m:val="p"/>
                 </m:rPr>
-                <m:t>[</m:t>
-              </m:r>
-              <m:r>
-                <m:t>Y</m:t>
-              </m:r>
-              <m:r>
-                <m:rPr>
-                  <m:sty m:val="p"/>
-                </m:rPr>
-                <m:t>∣</m:t>
-              </m:r>
-              <m:r>
-                <m:t>A</m:t>
-              </m:r>
-              <m:r>
-                <m:rPr>
-                  <m:sty m:val="p"/>
-                </m:rPr>
-                <m:t>,</m:t>
-              </m:r>
-              <m:r>
-                <m:t>L</m:t>
-              </m:r>
-              <m:r>
-                <m:rPr>
-                  <m:sty m:val="p"/>
-                </m:rPr>
-                <m:t>]</m:t>
-              </m:r>
+                <m:t>E</m:t>
+              </m:r>
+              <m:d>
+                <m:dPr>
+                  <m:begChr m:val="["/>
+                  <m:sepChr m:val=""/>
+                  <m:endChr m:val="]"/>
+                  <m:grow/>
+                </m:dPr>
+                <m:e>
+                  <m:r>
+                    <m:t>Y</m:t>
+                  </m:r>
+                  <m:r>
+                    <m:rPr>
+                      <m:sty m:val="p"/>
+                    </m:rPr>
+                    <m:t>∣</m:t>
+                  </m:r>
+                  <m:r>
+                    <m:t>A</m:t>
+                  </m:r>
+                  <m:r>
+                    <m:rPr>
+                      <m:sty m:val="p"/>
+                    </m:rPr>
+                    <m:t>,</m:t>
+                  </m:r>
+                  <m:r>
+                    <m:t>L</m:t>
+                  </m:r>
+                </m:e>
+              </m:d>
             </m:oMath>
           </w:p>
         </w:tc>

--- a/chapters/15-outcome-regression-propensity-scores.docx
+++ b/chapters/15-outcome-regression-propensity-scores.docx
@@ -7004,6 +7004,9 @@
                 </m:e>
               </m:d>
             </m:oMath>
+            <w:r>
+              <w:t xml:space="preserve">​</w:t>
+            </w:r>
           </w:p>
         </w:tc>
         <w:tc>
@@ -7083,6 +7086,9 @@
                 <m:t>]</m:t>
               </m:r>
             </m:oMath>
+            <w:r>
+              <w:t xml:space="preserve">​</w:t>
+            </w:r>
           </w:p>
         </w:tc>
         <w:tc>
@@ -7150,6 +7156,9 @@
                 <m:t>)</m:t>
               </m:r>
             </m:oMath>
+            <w:r>
+              <w:t xml:space="preserve">​</w:t>
+            </w:r>
           </w:p>
         </w:tc>
         <w:tc>
@@ -7217,6 +7226,9 @@
                 <m:t>)</m:t>
               </m:r>
             </m:oMath>
+            <w:r>
+              <w:t xml:space="preserve">​</w:t>
+            </w:r>
           </w:p>
         </w:tc>
         <w:tc>
